--- a/Documentation/Project Report.docx
+++ b/Documentation/Project Report.docx
@@ -6,12 +6,14 @@
       <w:pPr>
         <w:jc w:val="center"/>
         <w:rPr>
+          <w:rFonts w:ascii="Times New Roman" w:cs="Times New Roman" w:eastAsia="Times New Roman" w:hAnsi="Times New Roman"/>
           <w:sz w:val="32"/>
           <w:szCs w:val="32"/>
         </w:rPr>
       </w:pPr>
       <w:r>
         <w:rPr>
+          <w:rFonts w:ascii="Times New Roman" w:cs="Times New Roman" w:eastAsia="Times New Roman" w:hAnsi="Times New Roman"/>
           <w:sz w:val="32"/>
           <w:szCs w:val="32"/>
           <w:rtl w:val="0"/>
@@ -23,12 +25,14 @@
       <w:pPr>
         <w:jc w:val="center"/>
         <w:rPr>
+          <w:rFonts w:ascii="Times New Roman" w:cs="Times New Roman" w:eastAsia="Times New Roman" w:hAnsi="Times New Roman"/>
           <w:sz w:val="32"/>
           <w:szCs w:val="32"/>
         </w:rPr>
       </w:pPr>
       <w:r>
         <w:rPr>
+          <w:rFonts w:ascii="Times New Roman" w:cs="Times New Roman" w:eastAsia="Times New Roman" w:hAnsi="Times New Roman"/>
           <w:sz w:val="32"/>
           <w:szCs w:val="32"/>
           <w:rtl w:val="0"/>
@@ -40,12 +44,14 @@
       <w:pPr>
         <w:jc w:val="center"/>
         <w:rPr>
-          <w:sz w:val="24"/>
-          <w:szCs w:val="24"/>
-        </w:rPr>
-      </w:pPr>
-      <w:r>
-        <w:rPr>
+          <w:rFonts w:ascii="Times New Roman" w:cs="Times New Roman" w:eastAsia="Times New Roman" w:hAnsi="Times New Roman"/>
+          <w:sz w:val="24"/>
+          <w:szCs w:val="24"/>
+        </w:rPr>
+      </w:pPr>
+      <w:r>
+        <w:rPr>
+          <w:rFonts w:ascii="Times New Roman" w:cs="Times New Roman" w:eastAsia="Times New Roman" w:hAnsi="Times New Roman"/>
           <w:sz w:val="24"/>
           <w:szCs w:val="24"/>
           <w:rtl w:val="0"/>
@@ -57,12 +63,14 @@
       <w:pPr>
         <w:jc w:val="center"/>
         <w:rPr>
-          <w:sz w:val="24"/>
-          <w:szCs w:val="24"/>
-        </w:rPr>
-      </w:pPr>
-      <w:r>
-        <w:rPr>
+          <w:rFonts w:ascii="Times New Roman" w:cs="Times New Roman" w:eastAsia="Times New Roman" w:hAnsi="Times New Roman"/>
+          <w:sz w:val="24"/>
+          <w:szCs w:val="24"/>
+        </w:rPr>
+      </w:pPr>
+      <w:r>
+        <w:rPr>
+          <w:rFonts w:ascii="Times New Roman" w:cs="Times New Roman" w:eastAsia="Times New Roman" w:hAnsi="Times New Roman"/>
           <w:sz w:val="24"/>
           <w:szCs w:val="24"/>
           <w:rtl w:val="0"/>
@@ -74,40 +82,44 @@
       <w:pPr>
         <w:jc w:val="left"/>
         <w:rPr>
-          <w:sz w:val="24"/>
-          <w:szCs w:val="24"/>
-        </w:rPr>
-      </w:pPr>
-      <w:r>
-        <w:rPr>
-          <w:rtl w:val="0"/>
-        </w:rPr>
-      </w:r>
-    </w:p>
-    <w:p>
-      <w:pPr>
-        <w:jc w:val="left"/>
-        <w:rPr>
-          <w:sz w:val="24"/>
-          <w:szCs w:val="24"/>
-        </w:rPr>
-      </w:pPr>
-      <w:r>
-        <w:rPr>
-          <w:rtl w:val="0"/>
-        </w:rPr>
-      </w:r>
-    </w:p>
-    <w:p>
-      <w:pPr>
-        <w:jc w:val="left"/>
-        <w:rPr>
-          <w:sz w:val="24"/>
-          <w:szCs w:val="24"/>
-        </w:rPr>
-      </w:pPr>
-      <w:r>
-        <w:rPr>
+          <w:rFonts w:ascii="Times New Roman" w:cs="Times New Roman" w:eastAsia="Times New Roman" w:hAnsi="Times New Roman"/>
+          <w:sz w:val="24"/>
+          <w:szCs w:val="24"/>
+        </w:rPr>
+      </w:pPr>
+      <w:r>
+        <w:rPr>
+          <w:rtl w:val="0"/>
+        </w:rPr>
+      </w:r>
+    </w:p>
+    <w:p>
+      <w:pPr>
+        <w:jc w:val="left"/>
+        <w:rPr>
+          <w:rFonts w:ascii="Times New Roman" w:cs="Times New Roman" w:eastAsia="Times New Roman" w:hAnsi="Times New Roman"/>
+          <w:sz w:val="24"/>
+          <w:szCs w:val="24"/>
+        </w:rPr>
+      </w:pPr>
+      <w:r>
+        <w:rPr>
+          <w:rtl w:val="0"/>
+        </w:rPr>
+      </w:r>
+    </w:p>
+    <w:p>
+      <w:pPr>
+        <w:jc w:val="left"/>
+        <w:rPr>
+          <w:rFonts w:ascii="Times New Roman" w:cs="Times New Roman" w:eastAsia="Times New Roman" w:hAnsi="Times New Roman"/>
+          <w:sz w:val="24"/>
+          <w:szCs w:val="24"/>
+        </w:rPr>
+      </w:pPr>
+      <w:r>
+        <w:rPr>
+          <w:rFonts w:ascii="Times New Roman" w:cs="Times New Roman" w:eastAsia="Times New Roman" w:hAnsi="Times New Roman"/>
           <w:b w:val="1"/>
           <w:sz w:val="24"/>
           <w:szCs w:val="24"/>
@@ -125,40 +137,205 @@
       <w:pPr>
         <w:jc w:val="left"/>
         <w:rPr>
-          <w:sz w:val="24"/>
-          <w:szCs w:val="24"/>
-        </w:rPr>
-      </w:pPr>
-      <w:r>
-        <w:rPr>
-          <w:rtl w:val="0"/>
-        </w:rPr>
-      </w:r>
-    </w:p>
-    <w:p>
-      <w:pPr>
-        <w:jc w:val="left"/>
-        <w:rPr>
-          <w:sz w:val="24"/>
-          <w:szCs w:val="24"/>
-        </w:rPr>
-      </w:pPr>
-      <w:r>
-        <w:rPr>
-          <w:rtl w:val="0"/>
-        </w:rPr>
-      </w:r>
-    </w:p>
-    <w:p>
-      <w:pPr>
-        <w:jc w:val="left"/>
-        <w:rPr>
-          <w:sz w:val="24"/>
-          <w:szCs w:val="24"/>
-        </w:rPr>
-      </w:pPr>
-      <w:r>
-        <w:rPr>
+          <w:rFonts w:ascii="Times New Roman" w:cs="Times New Roman" w:eastAsia="Times New Roman" w:hAnsi="Times New Roman"/>
+          <w:sz w:val="24"/>
+          <w:szCs w:val="24"/>
+        </w:rPr>
+      </w:pPr>
+      <w:r>
+        <w:rPr>
+          <w:rFonts w:ascii="Times New Roman" w:cs="Times New Roman" w:eastAsia="Times New Roman" w:hAnsi="Times New Roman"/>
+          <w:sz w:val="24"/>
+          <w:szCs w:val="24"/>
+          <w:rtl w:val="0"/>
+        </w:rPr>
+        <w:tab/>
+        <w:t xml:space="preserve">This project implements a last-level cache (LLC) that interfaces with 1 higher-level cache (L1) and a shared bus with other caches. The LLC may receive one of 9 possible requests from either the L1 cache or another cache on the shared bus. The project is implemented in SystemVerilog.</w:t>
+      </w:r>
+    </w:p>
+    <w:p>
+      <w:pPr>
+        <w:jc w:val="left"/>
+        <w:rPr>
+          <w:rFonts w:ascii="Times New Roman" w:cs="Times New Roman" w:eastAsia="Times New Roman" w:hAnsi="Times New Roman"/>
+          <w:sz w:val="24"/>
+          <w:szCs w:val="24"/>
+        </w:rPr>
+      </w:pPr>
+      <w:r>
+        <w:rPr>
+          <w:rFonts w:ascii="Times New Roman" w:cs="Times New Roman" w:eastAsia="Times New Roman" w:hAnsi="Times New Roman"/>
+          <w:sz w:val="24"/>
+          <w:szCs w:val="24"/>
+          <w:rtl w:val="0"/>
+        </w:rPr>
+        <w:tab/>
+        <w:t xml:space="preserve">Valid requests to the LLC are read request (0), write request (1), read request from L1 instruction cache (2), snooped read request (3), snooped write request (4), snooped read with intent to modify request (5), snooped invalidate command (6), clear the LLC (8), and print LLC contents (9).</w:t>
+      </w:r>
+    </w:p>
+    <w:p>
+      <w:pPr>
+        <w:jc w:val="left"/>
+        <w:rPr>
+          <w:rFonts w:ascii="Times New Roman" w:cs="Times New Roman" w:eastAsia="Times New Roman" w:hAnsi="Times New Roman"/>
+          <w:sz w:val="24"/>
+          <w:szCs w:val="24"/>
+        </w:rPr>
+      </w:pPr>
+      <w:r>
+        <w:rPr>
+          <w:rFonts w:ascii="Times New Roman" w:cs="Times New Roman" w:eastAsia="Times New Roman" w:hAnsi="Times New Roman"/>
+          <w:sz w:val="24"/>
+          <w:szCs w:val="24"/>
+          <w:rtl w:val="0"/>
+        </w:rPr>
+        <w:tab/>
+        <w:t xml:space="preserve">When using the testbench file, requests must be in the form </w:t>
+      </w:r>
+      <w:r>
+        <w:rPr>
+          <w:rFonts w:ascii="Times New Roman" w:cs="Times New Roman" w:eastAsia="Times New Roman" w:hAnsi="Times New Roman"/>
+          <w:i w:val="1"/>
+          <w:sz w:val="24"/>
+          <w:szCs w:val="24"/>
+          <w:rtl w:val="0"/>
+        </w:rPr>
+        <w:t xml:space="preserve">n address</w:t>
+      </w:r>
+      <w:r>
+        <w:rPr>
+          <w:rFonts w:ascii="Times New Roman" w:cs="Times New Roman" w:eastAsia="Times New Roman" w:hAnsi="Times New Roman"/>
+          <w:sz w:val="24"/>
+          <w:szCs w:val="24"/>
+          <w:rtl w:val="0"/>
+        </w:rPr>
+        <w:t xml:space="preserve"> where </w:t>
+      </w:r>
+      <w:r>
+        <w:rPr>
+          <w:rFonts w:ascii="Times New Roman" w:cs="Times New Roman" w:eastAsia="Times New Roman" w:hAnsi="Times New Roman"/>
+          <w:i w:val="1"/>
+          <w:sz w:val="24"/>
+          <w:szCs w:val="24"/>
+          <w:rtl w:val="0"/>
+        </w:rPr>
+        <w:t xml:space="preserve">n</w:t>
+      </w:r>
+      <w:r>
+        <w:rPr>
+          <w:rFonts w:ascii="Times New Roman" w:cs="Times New Roman" w:eastAsia="Times New Roman" w:hAnsi="Times New Roman"/>
+          <w:sz w:val="24"/>
+          <w:szCs w:val="24"/>
+          <w:rtl w:val="0"/>
+        </w:rPr>
+        <w:t xml:space="preserve"> is the number corresponding to the request, and </w:t>
+      </w:r>
+      <w:r>
+        <w:rPr>
+          <w:rFonts w:ascii="Times New Roman" w:cs="Times New Roman" w:eastAsia="Times New Roman" w:hAnsi="Times New Roman"/>
+          <w:i w:val="1"/>
+          <w:sz w:val="24"/>
+          <w:szCs w:val="24"/>
+          <w:rtl w:val="0"/>
+        </w:rPr>
+        <w:t xml:space="preserve">address</w:t>
+      </w:r>
+      <w:r>
+        <w:rPr>
+          <w:rFonts w:ascii="Times New Roman" w:cs="Times New Roman" w:eastAsia="Times New Roman" w:hAnsi="Times New Roman"/>
+          <w:sz w:val="24"/>
+          <w:szCs w:val="24"/>
+          <w:rtl w:val="0"/>
+        </w:rPr>
+        <w:t xml:space="preserve"> is the address targeted by the request (4 bytes max). These requests should be listed in a plaintext file, with 1 request per line.</w:t>
+      </w:r>
+    </w:p>
+    <w:p>
+      <w:pPr>
+        <w:jc w:val="left"/>
+        <w:rPr>
+          <w:rFonts w:ascii="Times New Roman" w:cs="Times New Roman" w:eastAsia="Times New Roman" w:hAnsi="Times New Roman"/>
+          <w:sz w:val="24"/>
+          <w:szCs w:val="24"/>
+        </w:rPr>
+      </w:pPr>
+      <w:r>
+        <w:rPr>
+          <w:rFonts w:ascii="Times New Roman" w:cs="Times New Roman" w:eastAsia="Times New Roman" w:hAnsi="Times New Roman"/>
+          <w:sz w:val="24"/>
+          <w:szCs w:val="24"/>
+          <w:rtl w:val="0"/>
+        </w:rPr>
+        <w:tab/>
+        <w:t xml:space="preserve">When interfacing directly with the LLC, requests can be made using the functions process_read_request_L1_DataCache(), process_write_request_data_cache(), read_request_from_L1_Instruction_cache(), Snooped_read_request(), Snooped_write_request(), Snooped_RWIM_request(), Snooped_invalidate_request(), clear_cache(), and print_cache_contents() respectively. All functions except clear_cache() and print_cache_contents() require </w:t>
+      </w:r>
+      <w:r>
+        <w:rPr>
+          <w:rFonts w:ascii="Times New Roman" w:cs="Times New Roman" w:eastAsia="Times New Roman" w:hAnsi="Times New Roman"/>
+          <w:i w:val="1"/>
+          <w:sz w:val="24"/>
+          <w:szCs w:val="24"/>
+          <w:rtl w:val="0"/>
+        </w:rPr>
+        <w:t xml:space="preserve">address</w:t>
+      </w:r>
+      <w:r>
+        <w:rPr>
+          <w:rFonts w:ascii="Times New Roman" w:cs="Times New Roman" w:eastAsia="Times New Roman" w:hAnsi="Times New Roman"/>
+          <w:sz w:val="24"/>
+          <w:szCs w:val="24"/>
+          <w:rtl w:val="0"/>
+        </w:rPr>
+        <w:t xml:space="preserve"> as an argument.</w:t>
+      </w:r>
+    </w:p>
+    <w:p>
+      <w:pPr>
+        <w:jc w:val="left"/>
+        <w:rPr>
+          <w:rFonts w:ascii="Times New Roman" w:cs="Times New Roman" w:eastAsia="Times New Roman" w:hAnsi="Times New Roman"/>
+          <w:sz w:val="24"/>
+          <w:szCs w:val="24"/>
+        </w:rPr>
+      </w:pPr>
+      <w:r>
+        <w:rPr>
+          <w:rFonts w:ascii="Times New Roman" w:cs="Times New Roman" w:eastAsia="Times New Roman" w:hAnsi="Times New Roman"/>
+          <w:sz w:val="24"/>
+          <w:szCs w:val="24"/>
+          <w:rtl w:val="0"/>
+        </w:rPr>
+        <w:tab/>
+        <w:t xml:space="preserve">The LLC may communicate bus operations, snoop results, and messages to the L1 cache. These communications are printed to the terminal, specifying the type of communication, the targeted address, and any other relevant information.</w:t>
+      </w:r>
+    </w:p>
+    <w:p>
+      <w:pPr>
+        <w:jc w:val="left"/>
+        <w:rPr>
+          <w:rFonts w:ascii="Times New Roman" w:cs="Times New Roman" w:eastAsia="Times New Roman" w:hAnsi="Times New Roman"/>
+          <w:sz w:val="24"/>
+          <w:szCs w:val="24"/>
+        </w:rPr>
+      </w:pPr>
+      <w:r>
+        <w:rPr>
+          <w:rtl w:val="0"/>
+        </w:rPr>
+      </w:r>
+    </w:p>
+    <w:p>
+      <w:pPr>
+        <w:jc w:val="left"/>
+        <w:rPr>
+          <w:rFonts w:ascii="Times New Roman" w:cs="Times New Roman" w:eastAsia="Times New Roman" w:hAnsi="Times New Roman"/>
+          <w:sz w:val="24"/>
+          <w:szCs w:val="24"/>
+        </w:rPr>
+      </w:pPr>
+      <w:r>
+        <w:rPr>
+          <w:rFonts w:ascii="Times New Roman" w:cs="Times New Roman" w:eastAsia="Times New Roman" w:hAnsi="Times New Roman"/>
           <w:b w:val="1"/>
           <w:sz w:val="24"/>
           <w:szCs w:val="24"/>
@@ -176,34 +353,2638 @@
       <w:pPr>
         <w:jc w:val="left"/>
         <w:rPr>
-          <w:sz w:val="24"/>
-          <w:szCs w:val="24"/>
-        </w:rPr>
-      </w:pPr>
-      <w:r>
-        <w:rPr>
-          <w:rtl w:val="0"/>
-        </w:rPr>
-      </w:r>
-    </w:p>
-    <w:p>
-      <w:pPr>
-        <w:jc w:val="left"/>
-        <w:rPr>
-          <w:sz w:val="24"/>
-          <w:szCs w:val="24"/>
-        </w:rPr>
-      </w:pPr>
-      <w:r>
-        <w:rPr>
-          <w:rtl w:val="0"/>
-        </w:rPr>
-      </w:r>
-    </w:p>
-    <w:p>
-      <w:pPr>
-        <w:jc w:val="left"/>
-        <w:rPr>
+          <w:rFonts w:ascii="Times New Roman" w:cs="Times New Roman" w:eastAsia="Times New Roman" w:hAnsi="Times New Roman"/>
+          <w:sz w:val="24"/>
+          <w:szCs w:val="24"/>
+        </w:rPr>
+      </w:pPr>
+      <w:r>
+        <w:rPr>
+          <w:rFonts w:ascii="Times New Roman" w:cs="Times New Roman" w:eastAsia="Times New Roman" w:hAnsi="Times New Roman"/>
+          <w:sz w:val="24"/>
+          <w:szCs w:val="24"/>
+          <w:rtl w:val="0"/>
+        </w:rPr>
+        <w:t xml:space="preserve">LLC Data structure:</w:t>
+      </w:r>
+    </w:p>
+    <w:p>
+      <w:pPr>
+        <w:numPr>
+          <w:ilvl w:val="0"/>
+          <w:numId w:val="1"/>
+        </w:numPr>
+        <w:ind w:left="720" w:hanging="360"/>
+        <w:jc w:val="left"/>
+        <w:rPr>
+          <w:rFonts w:ascii="Times New Roman" w:cs="Times New Roman" w:eastAsia="Times New Roman" w:hAnsi="Times New Roman"/>
+          <w:sz w:val="24"/>
+          <w:szCs w:val="24"/>
+          <w:u w:val="none"/>
+        </w:rPr>
+      </w:pPr>
+      <w:r>
+        <w:rPr>
+          <w:rFonts w:ascii="Times New Roman" w:cs="Times New Roman" w:eastAsia="Times New Roman" w:hAnsi="Times New Roman"/>
+          <w:sz w:val="24"/>
+          <w:szCs w:val="24"/>
+          <w:rtl w:val="0"/>
+        </w:rPr>
+        <w:t xml:space="preserve">Total capacity 16MB</w:t>
+      </w:r>
+    </w:p>
+    <w:p>
+      <w:pPr>
+        <w:numPr>
+          <w:ilvl w:val="0"/>
+          <w:numId w:val="1"/>
+        </w:numPr>
+        <w:ind w:left="720" w:hanging="360"/>
+        <w:jc w:val="left"/>
+        <w:rPr>
+          <w:rFonts w:ascii="Times New Roman" w:cs="Times New Roman" w:eastAsia="Times New Roman" w:hAnsi="Times New Roman"/>
+          <w:sz w:val="24"/>
+          <w:szCs w:val="24"/>
+          <w:u w:val="none"/>
+        </w:rPr>
+      </w:pPr>
+      <w:r>
+        <w:rPr>
+          <w:rFonts w:ascii="Times New Roman" w:cs="Times New Roman" w:eastAsia="Times New Roman" w:hAnsi="Times New Roman"/>
+          <w:sz w:val="24"/>
+          <w:szCs w:val="24"/>
+          <w:rtl w:val="0"/>
+        </w:rPr>
+        <w:t xml:space="preserve">64-byte lines</w:t>
+      </w:r>
+    </w:p>
+    <w:p>
+      <w:pPr>
+        <w:numPr>
+          <w:ilvl w:val="0"/>
+          <w:numId w:val="1"/>
+        </w:numPr>
+        <w:ind w:left="720" w:hanging="360"/>
+        <w:jc w:val="left"/>
+        <w:rPr>
+          <w:rFonts w:ascii="Times New Roman" w:cs="Times New Roman" w:eastAsia="Times New Roman" w:hAnsi="Times New Roman"/>
+          <w:sz w:val="24"/>
+          <w:szCs w:val="24"/>
+          <w:u w:val="none"/>
+        </w:rPr>
+      </w:pPr>
+      <w:r>
+        <w:rPr>
+          <w:rFonts w:ascii="Times New Roman" w:cs="Times New Roman" w:eastAsia="Times New Roman" w:hAnsi="Times New Roman"/>
+          <w:sz w:val="24"/>
+          <w:szCs w:val="24"/>
+          <w:rtl w:val="0"/>
+        </w:rPr>
+        <w:t xml:space="preserve">16-way set associative</w:t>
+      </w:r>
+    </w:p>
+    <w:p>
+      <w:pPr>
+        <w:numPr>
+          <w:ilvl w:val="0"/>
+          <w:numId w:val="1"/>
+        </w:numPr>
+        <w:ind w:left="720" w:hanging="360"/>
+        <w:jc w:val="left"/>
+        <w:rPr>
+          <w:rFonts w:ascii="Times New Roman" w:cs="Times New Roman" w:eastAsia="Times New Roman" w:hAnsi="Times New Roman"/>
+          <w:sz w:val="24"/>
+          <w:szCs w:val="24"/>
+          <w:u w:val="none"/>
+        </w:rPr>
+      </w:pPr>
+      <w:r>
+        <w:rPr>
+          <w:rFonts w:ascii="Times New Roman" w:cs="Times New Roman" w:eastAsia="Times New Roman" w:hAnsi="Times New Roman"/>
+          <w:sz w:val="24"/>
+          <w:szCs w:val="24"/>
+          <w:rtl w:val="0"/>
+        </w:rPr>
+        <w:t xml:space="preserve">Write allocate policy</w:t>
+      </w:r>
+    </w:p>
+    <w:p>
+      <w:pPr>
+        <w:numPr>
+          <w:ilvl w:val="0"/>
+          <w:numId w:val="1"/>
+        </w:numPr>
+        <w:ind w:left="720" w:hanging="360"/>
+        <w:jc w:val="left"/>
+        <w:rPr>
+          <w:rFonts w:ascii="Times New Roman" w:cs="Times New Roman" w:eastAsia="Times New Roman" w:hAnsi="Times New Roman"/>
+          <w:sz w:val="24"/>
+          <w:szCs w:val="24"/>
+          <w:u w:val="none"/>
+        </w:rPr>
+      </w:pPr>
+      <w:r>
+        <w:rPr>
+          <w:rFonts w:ascii="Times New Roman" w:cs="Times New Roman" w:eastAsia="Times New Roman" w:hAnsi="Times New Roman"/>
+          <w:sz w:val="24"/>
+          <w:szCs w:val="24"/>
+          <w:rtl w:val="0"/>
+        </w:rPr>
+        <w:t xml:space="preserve">MESI protocol to ensure cache coherence</w:t>
+      </w:r>
+    </w:p>
+    <w:p>
+      <w:pPr>
+        <w:jc w:val="left"/>
+        <w:rPr>
+          <w:rFonts w:ascii="Times New Roman" w:cs="Times New Roman" w:eastAsia="Times New Roman" w:hAnsi="Times New Roman"/>
+          <w:sz w:val="24"/>
+          <w:szCs w:val="24"/>
+        </w:rPr>
+      </w:pPr>
+      <w:r>
+        <w:rPr>
+          <w:rtl w:val="0"/>
+        </w:rPr>
+      </w:r>
+    </w:p>
+    <w:tbl>
+      <w:tblPr>
+        <w:tblStyle w:val="Table1"/>
+        <w:tblW w:w="9360.0" w:type="dxa"/>
+        <w:jc w:val="left"/>
+        <w:tblBorders>
+          <w:top w:color="000000" w:space="0" w:sz="8" w:val="single"/>
+          <w:left w:color="000000" w:space="0" w:sz="8" w:val="single"/>
+          <w:bottom w:color="000000" w:space="0" w:sz="8" w:val="single"/>
+          <w:right w:color="000000" w:space="0" w:sz="8" w:val="single"/>
+          <w:insideH w:color="000000" w:space="0" w:sz="8" w:val="single"/>
+          <w:insideV w:color="000000" w:space="0" w:sz="8" w:val="single"/>
+        </w:tblBorders>
+        <w:tblLayout w:type="fixed"/>
+        <w:tblLook w:val="0600"/>
+      </w:tblPr>
+      <w:tblGrid>
+        <w:gridCol w:w="3120"/>
+        <w:gridCol w:w="3120"/>
+        <w:gridCol w:w="3120"/>
+        <w:tblGridChange w:id="0">
+          <w:tblGrid>
+            <w:gridCol w:w="3120"/>
+            <w:gridCol w:w="3120"/>
+            <w:gridCol w:w="3120"/>
+          </w:tblGrid>
+        </w:tblGridChange>
+      </w:tblGrid>
+      <w:tr>
+        <w:trPr>
+          <w:cantSplit w:val="0"/>
+          <w:tblHeader w:val="0"/>
+        </w:trPr>
+        <w:tc>
+          <w:tcPr>
+            <w:shd w:fill="auto" w:val="clear"/>
+            <w:tcMar>
+              <w:top w:w="100.0" w:type="dxa"/>
+              <w:left w:w="100.0" w:type="dxa"/>
+              <w:bottom w:w="100.0" w:type="dxa"/>
+              <w:right w:w="100.0" w:type="dxa"/>
+            </w:tcMar>
+            <w:vAlign w:val="top"/>
+          </w:tcPr>
+          <w:p>
+            <w:pPr>
+              <w:keepNext w:val="0"/>
+              <w:keepLines w:val="0"/>
+              <w:pageBreakBefore w:val="0"/>
+              <w:widowControl w:val="0"/>
+              <w:pBdr>
+                <w:top w:space="0" w:sz="0" w:val="nil"/>
+                <w:left w:space="0" w:sz="0" w:val="nil"/>
+                <w:bottom w:space="0" w:sz="0" w:val="nil"/>
+                <w:right w:space="0" w:sz="0" w:val="nil"/>
+                <w:between w:space="0" w:sz="0" w:val="nil"/>
+              </w:pBdr>
+              <w:shd w:fill="auto" w:val="clear"/>
+              <w:spacing w:after="0" w:before="0" w:line="240" w:lineRule="auto"/>
+              <w:ind w:left="0" w:right="0" w:firstLine="0"/>
+              <w:jc w:val="left"/>
+              <w:rPr>
+                <w:rFonts w:ascii="Times New Roman" w:cs="Times New Roman" w:eastAsia="Times New Roman" w:hAnsi="Times New Roman"/>
+                <w:b w:val="1"/>
+                <w:sz w:val="24"/>
+                <w:szCs w:val="24"/>
+              </w:rPr>
+            </w:pPr>
+            <w:r>
+              <w:rPr>
+                <w:rFonts w:ascii="Times New Roman" w:cs="Times New Roman" w:eastAsia="Times New Roman" w:hAnsi="Times New Roman"/>
+                <w:b w:val="1"/>
+                <w:sz w:val="24"/>
+                <w:szCs w:val="24"/>
+                <w:rtl w:val="0"/>
+              </w:rPr>
+              <w:t xml:space="preserve">Field</w:t>
+            </w:r>
+          </w:p>
+        </w:tc>
+        <w:tc>
+          <w:tcPr>
+            <w:shd w:fill="auto" w:val="clear"/>
+            <w:tcMar>
+              <w:top w:w="100.0" w:type="dxa"/>
+              <w:left w:w="100.0" w:type="dxa"/>
+              <w:bottom w:w="100.0" w:type="dxa"/>
+              <w:right w:w="100.0" w:type="dxa"/>
+            </w:tcMar>
+            <w:vAlign w:val="top"/>
+          </w:tcPr>
+          <w:p>
+            <w:pPr>
+              <w:keepNext w:val="0"/>
+              <w:keepLines w:val="0"/>
+              <w:pageBreakBefore w:val="0"/>
+              <w:widowControl w:val="0"/>
+              <w:pBdr>
+                <w:top w:space="0" w:sz="0" w:val="nil"/>
+                <w:left w:space="0" w:sz="0" w:val="nil"/>
+                <w:bottom w:space="0" w:sz="0" w:val="nil"/>
+                <w:right w:space="0" w:sz="0" w:val="nil"/>
+                <w:between w:space="0" w:sz="0" w:val="nil"/>
+              </w:pBdr>
+              <w:shd w:fill="auto" w:val="clear"/>
+              <w:spacing w:after="0" w:before="0" w:line="240" w:lineRule="auto"/>
+              <w:ind w:left="0" w:right="0" w:firstLine="0"/>
+              <w:jc w:val="left"/>
+              <w:rPr>
+                <w:rFonts w:ascii="Times New Roman" w:cs="Times New Roman" w:eastAsia="Times New Roman" w:hAnsi="Times New Roman"/>
+                <w:b w:val="1"/>
+                <w:sz w:val="24"/>
+                <w:szCs w:val="24"/>
+              </w:rPr>
+            </w:pPr>
+            <w:r>
+              <w:rPr>
+                <w:rFonts w:ascii="Times New Roman" w:cs="Times New Roman" w:eastAsia="Times New Roman" w:hAnsi="Times New Roman"/>
+                <w:b w:val="1"/>
+                <w:sz w:val="24"/>
+                <w:szCs w:val="24"/>
+                <w:rtl w:val="0"/>
+              </w:rPr>
+              <w:t xml:space="preserve">Bits Required</w:t>
+            </w:r>
+          </w:p>
+        </w:tc>
+        <w:tc>
+          <w:tcPr>
+            <w:shd w:fill="auto" w:val="clear"/>
+            <w:tcMar>
+              <w:top w:w="100.0" w:type="dxa"/>
+              <w:left w:w="100.0" w:type="dxa"/>
+              <w:bottom w:w="100.0" w:type="dxa"/>
+              <w:right w:w="100.0" w:type="dxa"/>
+            </w:tcMar>
+            <w:vAlign w:val="top"/>
+          </w:tcPr>
+          <w:p>
+            <w:pPr>
+              <w:keepNext w:val="0"/>
+              <w:keepLines w:val="0"/>
+              <w:pageBreakBefore w:val="0"/>
+              <w:widowControl w:val="0"/>
+              <w:pBdr>
+                <w:top w:space="0" w:sz="0" w:val="nil"/>
+                <w:left w:space="0" w:sz="0" w:val="nil"/>
+                <w:bottom w:space="0" w:sz="0" w:val="nil"/>
+                <w:right w:space="0" w:sz="0" w:val="nil"/>
+                <w:between w:space="0" w:sz="0" w:val="nil"/>
+              </w:pBdr>
+              <w:shd w:fill="auto" w:val="clear"/>
+              <w:spacing w:after="0" w:before="0" w:line="240" w:lineRule="auto"/>
+              <w:ind w:left="0" w:right="0" w:firstLine="0"/>
+              <w:jc w:val="left"/>
+              <w:rPr>
+                <w:rFonts w:ascii="Times New Roman" w:cs="Times New Roman" w:eastAsia="Times New Roman" w:hAnsi="Times New Roman"/>
+                <w:b w:val="1"/>
+                <w:sz w:val="24"/>
+                <w:szCs w:val="24"/>
+              </w:rPr>
+            </w:pPr>
+            <w:r>
+              <w:rPr>
+                <w:rFonts w:ascii="Times New Roman" w:cs="Times New Roman" w:eastAsia="Times New Roman" w:hAnsi="Times New Roman"/>
+                <w:b w:val="1"/>
+                <w:sz w:val="24"/>
+                <w:szCs w:val="24"/>
+                <w:rtl w:val="0"/>
+              </w:rPr>
+              <w:t xml:space="preserve">Notes</w:t>
+            </w:r>
+          </w:p>
+        </w:tc>
+      </w:tr>
+      <w:tr>
+        <w:trPr>
+          <w:cantSplit w:val="0"/>
+          <w:tblHeader w:val="0"/>
+        </w:trPr>
+        <w:tc>
+          <w:tcPr>
+            <w:shd w:fill="auto" w:val="clear"/>
+            <w:tcMar>
+              <w:top w:w="100.0" w:type="dxa"/>
+              <w:left w:w="100.0" w:type="dxa"/>
+              <w:bottom w:w="100.0" w:type="dxa"/>
+              <w:right w:w="100.0" w:type="dxa"/>
+            </w:tcMar>
+            <w:vAlign w:val="top"/>
+          </w:tcPr>
+          <w:p>
+            <w:pPr>
+              <w:keepNext w:val="0"/>
+              <w:keepLines w:val="0"/>
+              <w:pageBreakBefore w:val="0"/>
+              <w:widowControl w:val="0"/>
+              <w:pBdr>
+                <w:top w:space="0" w:sz="0" w:val="nil"/>
+                <w:left w:space="0" w:sz="0" w:val="nil"/>
+                <w:bottom w:space="0" w:sz="0" w:val="nil"/>
+                <w:right w:space="0" w:sz="0" w:val="nil"/>
+                <w:between w:space="0" w:sz="0" w:val="nil"/>
+              </w:pBdr>
+              <w:shd w:fill="auto" w:val="clear"/>
+              <w:spacing w:after="0" w:before="0" w:line="240" w:lineRule="auto"/>
+              <w:ind w:left="0" w:right="0" w:firstLine="0"/>
+              <w:jc w:val="left"/>
+              <w:rPr>
+                <w:rFonts w:ascii="Times New Roman" w:cs="Times New Roman" w:eastAsia="Times New Roman" w:hAnsi="Times New Roman"/>
+                <w:sz w:val="24"/>
+                <w:szCs w:val="24"/>
+              </w:rPr>
+            </w:pPr>
+            <w:r>
+              <w:rPr>
+                <w:rFonts w:ascii="Times New Roman" w:cs="Times New Roman" w:eastAsia="Times New Roman" w:hAnsi="Times New Roman"/>
+                <w:sz w:val="24"/>
+                <w:szCs w:val="24"/>
+                <w:rtl w:val="0"/>
+              </w:rPr>
+              <w:t xml:space="preserve">Byte Offset</w:t>
+            </w:r>
+          </w:p>
+        </w:tc>
+        <w:tc>
+          <w:tcPr>
+            <w:shd w:fill="auto" w:val="clear"/>
+            <w:tcMar>
+              <w:top w:w="100.0" w:type="dxa"/>
+              <w:left w:w="100.0" w:type="dxa"/>
+              <w:bottom w:w="100.0" w:type="dxa"/>
+              <w:right w:w="100.0" w:type="dxa"/>
+            </w:tcMar>
+            <w:vAlign w:val="top"/>
+          </w:tcPr>
+          <w:p>
+            <w:pPr>
+              <w:keepNext w:val="0"/>
+              <w:keepLines w:val="0"/>
+              <w:pageBreakBefore w:val="0"/>
+              <w:widowControl w:val="0"/>
+              <w:pBdr>
+                <w:top w:space="0" w:sz="0" w:val="nil"/>
+                <w:left w:space="0" w:sz="0" w:val="nil"/>
+                <w:bottom w:space="0" w:sz="0" w:val="nil"/>
+                <w:right w:space="0" w:sz="0" w:val="nil"/>
+                <w:between w:space="0" w:sz="0" w:val="nil"/>
+              </w:pBdr>
+              <w:shd w:fill="auto" w:val="clear"/>
+              <w:spacing w:after="0" w:before="0" w:line="240" w:lineRule="auto"/>
+              <w:ind w:left="0" w:right="0" w:firstLine="0"/>
+              <w:jc w:val="left"/>
+              <w:rPr>
+                <w:rFonts w:ascii="Times New Roman" w:cs="Times New Roman" w:eastAsia="Times New Roman" w:hAnsi="Times New Roman"/>
+                <w:sz w:val="24"/>
+                <w:szCs w:val="24"/>
+              </w:rPr>
+            </w:pPr>
+            <w:r>
+              <w:rPr>
+                <w:rFonts w:ascii="Times New Roman" w:cs="Times New Roman" w:eastAsia="Times New Roman" w:hAnsi="Times New Roman"/>
+                <w:sz w:val="24"/>
+                <w:szCs w:val="24"/>
+                <w:rtl w:val="0"/>
+              </w:rPr>
+              <w:t xml:space="preserve">6</w:t>
+            </w:r>
+          </w:p>
+        </w:tc>
+        <w:tc>
+          <w:tcPr>
+            <w:shd w:fill="auto" w:val="clear"/>
+            <w:tcMar>
+              <w:top w:w="100.0" w:type="dxa"/>
+              <w:left w:w="100.0" w:type="dxa"/>
+              <w:bottom w:w="100.0" w:type="dxa"/>
+              <w:right w:w="100.0" w:type="dxa"/>
+            </w:tcMar>
+            <w:vAlign w:val="top"/>
+          </w:tcPr>
+          <w:p>
+            <w:pPr>
+              <w:keepNext w:val="0"/>
+              <w:keepLines w:val="0"/>
+              <w:pageBreakBefore w:val="0"/>
+              <w:widowControl w:val="0"/>
+              <w:pBdr>
+                <w:top w:space="0" w:sz="0" w:val="nil"/>
+                <w:left w:space="0" w:sz="0" w:val="nil"/>
+                <w:bottom w:space="0" w:sz="0" w:val="nil"/>
+                <w:right w:space="0" w:sz="0" w:val="nil"/>
+                <w:between w:space="0" w:sz="0" w:val="nil"/>
+              </w:pBdr>
+              <w:shd w:fill="auto" w:val="clear"/>
+              <w:spacing w:after="0" w:before="0" w:line="240" w:lineRule="auto"/>
+              <w:ind w:left="0" w:right="0" w:firstLine="0"/>
+              <w:jc w:val="left"/>
+              <w:rPr>
+                <w:rFonts w:ascii="Times New Roman" w:cs="Times New Roman" w:eastAsia="Times New Roman" w:hAnsi="Times New Roman"/>
+                <w:sz w:val="24"/>
+                <w:szCs w:val="24"/>
+              </w:rPr>
+            </w:pPr>
+            <w:r>
+              <w:rPr>
+                <w:rFonts w:ascii="Times New Roman" w:cs="Times New Roman" w:eastAsia="Times New Roman" w:hAnsi="Times New Roman"/>
+                <w:sz w:val="24"/>
+                <w:szCs w:val="24"/>
+                <w:rtl w:val="0"/>
+              </w:rPr>
+              <w:t xml:space="preserve">Identifies the byte within a cache line</w:t>
+            </w:r>
+          </w:p>
+        </w:tc>
+      </w:tr>
+      <w:tr>
+        <w:trPr>
+          <w:cantSplit w:val="0"/>
+          <w:tblHeader w:val="0"/>
+        </w:trPr>
+        <w:tc>
+          <w:tcPr>
+            <w:shd w:fill="auto" w:val="clear"/>
+            <w:tcMar>
+              <w:top w:w="100.0" w:type="dxa"/>
+              <w:left w:w="100.0" w:type="dxa"/>
+              <w:bottom w:w="100.0" w:type="dxa"/>
+              <w:right w:w="100.0" w:type="dxa"/>
+            </w:tcMar>
+            <w:vAlign w:val="top"/>
+          </w:tcPr>
+          <w:p>
+            <w:pPr>
+              <w:keepNext w:val="0"/>
+              <w:keepLines w:val="0"/>
+              <w:pageBreakBefore w:val="0"/>
+              <w:widowControl w:val="0"/>
+              <w:pBdr>
+                <w:top w:space="0" w:sz="0" w:val="nil"/>
+                <w:left w:space="0" w:sz="0" w:val="nil"/>
+                <w:bottom w:space="0" w:sz="0" w:val="nil"/>
+                <w:right w:space="0" w:sz="0" w:val="nil"/>
+                <w:between w:space="0" w:sz="0" w:val="nil"/>
+              </w:pBdr>
+              <w:shd w:fill="auto" w:val="clear"/>
+              <w:spacing w:after="0" w:before="0" w:line="240" w:lineRule="auto"/>
+              <w:ind w:left="0" w:right="0" w:firstLine="0"/>
+              <w:jc w:val="left"/>
+              <w:rPr>
+                <w:rFonts w:ascii="Times New Roman" w:cs="Times New Roman" w:eastAsia="Times New Roman" w:hAnsi="Times New Roman"/>
+                <w:sz w:val="24"/>
+                <w:szCs w:val="24"/>
+              </w:rPr>
+            </w:pPr>
+            <w:r>
+              <w:rPr>
+                <w:rFonts w:ascii="Times New Roman" w:cs="Times New Roman" w:eastAsia="Times New Roman" w:hAnsi="Times New Roman"/>
+                <w:sz w:val="24"/>
+                <w:szCs w:val="24"/>
+                <w:rtl w:val="0"/>
+              </w:rPr>
+              <w:t xml:space="preserve">Index Bits</w:t>
+            </w:r>
+          </w:p>
+        </w:tc>
+        <w:tc>
+          <w:tcPr>
+            <w:shd w:fill="auto" w:val="clear"/>
+            <w:tcMar>
+              <w:top w:w="100.0" w:type="dxa"/>
+              <w:left w:w="100.0" w:type="dxa"/>
+              <w:bottom w:w="100.0" w:type="dxa"/>
+              <w:right w:w="100.0" w:type="dxa"/>
+            </w:tcMar>
+            <w:vAlign w:val="top"/>
+          </w:tcPr>
+          <w:p>
+            <w:pPr>
+              <w:keepNext w:val="0"/>
+              <w:keepLines w:val="0"/>
+              <w:pageBreakBefore w:val="0"/>
+              <w:widowControl w:val="0"/>
+              <w:pBdr>
+                <w:top w:space="0" w:sz="0" w:val="nil"/>
+                <w:left w:space="0" w:sz="0" w:val="nil"/>
+                <w:bottom w:space="0" w:sz="0" w:val="nil"/>
+                <w:right w:space="0" w:sz="0" w:val="nil"/>
+                <w:between w:space="0" w:sz="0" w:val="nil"/>
+              </w:pBdr>
+              <w:shd w:fill="auto" w:val="clear"/>
+              <w:spacing w:after="0" w:before="0" w:line="240" w:lineRule="auto"/>
+              <w:ind w:left="0" w:right="0" w:firstLine="0"/>
+              <w:jc w:val="left"/>
+              <w:rPr>
+                <w:rFonts w:ascii="Times New Roman" w:cs="Times New Roman" w:eastAsia="Times New Roman" w:hAnsi="Times New Roman"/>
+                <w:sz w:val="24"/>
+                <w:szCs w:val="24"/>
+              </w:rPr>
+            </w:pPr>
+            <w:r>
+              <w:rPr>
+                <w:rFonts w:ascii="Times New Roman" w:cs="Times New Roman" w:eastAsia="Times New Roman" w:hAnsi="Times New Roman"/>
+                <w:sz w:val="24"/>
+                <w:szCs w:val="24"/>
+                <w:rtl w:val="0"/>
+              </w:rPr>
+              <w:t xml:space="preserve">14</w:t>
+            </w:r>
+          </w:p>
+        </w:tc>
+        <w:tc>
+          <w:tcPr>
+            <w:shd w:fill="auto" w:val="clear"/>
+            <w:tcMar>
+              <w:top w:w="100.0" w:type="dxa"/>
+              <w:left w:w="100.0" w:type="dxa"/>
+              <w:bottom w:w="100.0" w:type="dxa"/>
+              <w:right w:w="100.0" w:type="dxa"/>
+            </w:tcMar>
+            <w:vAlign w:val="top"/>
+          </w:tcPr>
+          <w:p>
+            <w:pPr>
+              <w:keepNext w:val="0"/>
+              <w:keepLines w:val="0"/>
+              <w:pageBreakBefore w:val="0"/>
+              <w:widowControl w:val="0"/>
+              <w:pBdr>
+                <w:top w:space="0" w:sz="0" w:val="nil"/>
+                <w:left w:space="0" w:sz="0" w:val="nil"/>
+                <w:bottom w:space="0" w:sz="0" w:val="nil"/>
+                <w:right w:space="0" w:sz="0" w:val="nil"/>
+                <w:between w:space="0" w:sz="0" w:val="nil"/>
+              </w:pBdr>
+              <w:shd w:fill="auto" w:val="clear"/>
+              <w:spacing w:after="0" w:before="0" w:line="240" w:lineRule="auto"/>
+              <w:ind w:left="0" w:right="0" w:firstLine="0"/>
+              <w:jc w:val="left"/>
+              <w:rPr>
+                <w:rFonts w:ascii="Times New Roman" w:cs="Times New Roman" w:eastAsia="Times New Roman" w:hAnsi="Times New Roman"/>
+                <w:sz w:val="24"/>
+                <w:szCs w:val="24"/>
+              </w:rPr>
+            </w:pPr>
+            <w:r>
+              <w:rPr>
+                <w:rFonts w:ascii="Times New Roman" w:cs="Times New Roman" w:eastAsia="Times New Roman" w:hAnsi="Times New Roman"/>
+                <w:sz w:val="24"/>
+                <w:szCs w:val="24"/>
+                <w:rtl w:val="0"/>
+              </w:rPr>
+              <w:t xml:space="preserve">Determines the specific cache set</w:t>
+            </w:r>
+          </w:p>
+        </w:tc>
+      </w:tr>
+      <w:tr>
+        <w:trPr>
+          <w:cantSplit w:val="0"/>
+          <w:tblHeader w:val="0"/>
+        </w:trPr>
+        <w:tc>
+          <w:tcPr>
+            <w:shd w:fill="auto" w:val="clear"/>
+            <w:tcMar>
+              <w:top w:w="100.0" w:type="dxa"/>
+              <w:left w:w="100.0" w:type="dxa"/>
+              <w:bottom w:w="100.0" w:type="dxa"/>
+              <w:right w:w="100.0" w:type="dxa"/>
+            </w:tcMar>
+            <w:vAlign w:val="top"/>
+          </w:tcPr>
+          <w:p>
+            <w:pPr>
+              <w:keepNext w:val="0"/>
+              <w:keepLines w:val="0"/>
+              <w:pageBreakBefore w:val="0"/>
+              <w:widowControl w:val="0"/>
+              <w:pBdr>
+                <w:top w:space="0" w:sz="0" w:val="nil"/>
+                <w:left w:space="0" w:sz="0" w:val="nil"/>
+                <w:bottom w:space="0" w:sz="0" w:val="nil"/>
+                <w:right w:space="0" w:sz="0" w:val="nil"/>
+                <w:between w:space="0" w:sz="0" w:val="nil"/>
+              </w:pBdr>
+              <w:shd w:fill="auto" w:val="clear"/>
+              <w:spacing w:after="0" w:before="0" w:line="240" w:lineRule="auto"/>
+              <w:ind w:left="0" w:right="0" w:firstLine="0"/>
+              <w:jc w:val="left"/>
+              <w:rPr>
+                <w:rFonts w:ascii="Times New Roman" w:cs="Times New Roman" w:eastAsia="Times New Roman" w:hAnsi="Times New Roman"/>
+                <w:sz w:val="24"/>
+                <w:szCs w:val="24"/>
+              </w:rPr>
+            </w:pPr>
+            <w:r>
+              <w:rPr>
+                <w:rFonts w:ascii="Times New Roman" w:cs="Times New Roman" w:eastAsia="Times New Roman" w:hAnsi="Times New Roman"/>
+                <w:sz w:val="24"/>
+                <w:szCs w:val="24"/>
+                <w:rtl w:val="0"/>
+              </w:rPr>
+              <w:t xml:space="preserve">Tag Bits</w:t>
+            </w:r>
+          </w:p>
+        </w:tc>
+        <w:tc>
+          <w:tcPr>
+            <w:shd w:fill="auto" w:val="clear"/>
+            <w:tcMar>
+              <w:top w:w="100.0" w:type="dxa"/>
+              <w:left w:w="100.0" w:type="dxa"/>
+              <w:bottom w:w="100.0" w:type="dxa"/>
+              <w:right w:w="100.0" w:type="dxa"/>
+            </w:tcMar>
+            <w:vAlign w:val="top"/>
+          </w:tcPr>
+          <w:p>
+            <w:pPr>
+              <w:keepNext w:val="0"/>
+              <w:keepLines w:val="0"/>
+              <w:pageBreakBefore w:val="0"/>
+              <w:widowControl w:val="0"/>
+              <w:pBdr>
+                <w:top w:space="0" w:sz="0" w:val="nil"/>
+                <w:left w:space="0" w:sz="0" w:val="nil"/>
+                <w:bottom w:space="0" w:sz="0" w:val="nil"/>
+                <w:right w:space="0" w:sz="0" w:val="nil"/>
+                <w:between w:space="0" w:sz="0" w:val="nil"/>
+              </w:pBdr>
+              <w:shd w:fill="auto" w:val="clear"/>
+              <w:spacing w:after="0" w:before="0" w:line="240" w:lineRule="auto"/>
+              <w:ind w:left="0" w:right="0" w:firstLine="0"/>
+              <w:jc w:val="left"/>
+              <w:rPr>
+                <w:rFonts w:ascii="Times New Roman" w:cs="Times New Roman" w:eastAsia="Times New Roman" w:hAnsi="Times New Roman"/>
+                <w:sz w:val="24"/>
+                <w:szCs w:val="24"/>
+              </w:rPr>
+            </w:pPr>
+            <w:r>
+              <w:rPr>
+                <w:rFonts w:ascii="Times New Roman" w:cs="Times New Roman" w:eastAsia="Times New Roman" w:hAnsi="Times New Roman"/>
+                <w:sz w:val="24"/>
+                <w:szCs w:val="24"/>
+                <w:rtl w:val="0"/>
+              </w:rPr>
+              <w:t xml:space="preserve">12</w:t>
+            </w:r>
+          </w:p>
+        </w:tc>
+        <w:tc>
+          <w:tcPr>
+            <w:shd w:fill="auto" w:val="clear"/>
+            <w:tcMar>
+              <w:top w:w="100.0" w:type="dxa"/>
+              <w:left w:w="100.0" w:type="dxa"/>
+              <w:bottom w:w="100.0" w:type="dxa"/>
+              <w:right w:w="100.0" w:type="dxa"/>
+            </w:tcMar>
+            <w:vAlign w:val="top"/>
+          </w:tcPr>
+          <w:p>
+            <w:pPr>
+              <w:keepNext w:val="0"/>
+              <w:keepLines w:val="0"/>
+              <w:pageBreakBefore w:val="0"/>
+              <w:widowControl w:val="0"/>
+              <w:pBdr>
+                <w:top w:space="0" w:sz="0" w:val="nil"/>
+                <w:left w:space="0" w:sz="0" w:val="nil"/>
+                <w:bottom w:space="0" w:sz="0" w:val="nil"/>
+                <w:right w:space="0" w:sz="0" w:val="nil"/>
+                <w:between w:space="0" w:sz="0" w:val="nil"/>
+              </w:pBdr>
+              <w:shd w:fill="auto" w:val="clear"/>
+              <w:spacing w:after="0" w:before="0" w:line="240" w:lineRule="auto"/>
+              <w:ind w:left="0" w:right="0" w:firstLine="0"/>
+              <w:jc w:val="left"/>
+              <w:rPr>
+                <w:rFonts w:ascii="Times New Roman" w:cs="Times New Roman" w:eastAsia="Times New Roman" w:hAnsi="Times New Roman"/>
+                <w:sz w:val="24"/>
+                <w:szCs w:val="24"/>
+              </w:rPr>
+            </w:pPr>
+            <w:r>
+              <w:rPr>
+                <w:rFonts w:ascii="Times New Roman" w:cs="Times New Roman" w:eastAsia="Times New Roman" w:hAnsi="Times New Roman"/>
+                <w:sz w:val="24"/>
+                <w:szCs w:val="24"/>
+                <w:rtl w:val="0"/>
+              </w:rPr>
+              <w:t xml:space="preserve">Uniquely identifies the memory block</w:t>
+            </w:r>
+          </w:p>
+        </w:tc>
+      </w:tr>
+      <w:tr>
+        <w:trPr>
+          <w:cantSplit w:val="0"/>
+          <w:tblHeader w:val="0"/>
+        </w:trPr>
+        <w:tc>
+          <w:tcPr>
+            <w:shd w:fill="auto" w:val="clear"/>
+            <w:tcMar>
+              <w:top w:w="100.0" w:type="dxa"/>
+              <w:left w:w="100.0" w:type="dxa"/>
+              <w:bottom w:w="100.0" w:type="dxa"/>
+              <w:right w:w="100.0" w:type="dxa"/>
+            </w:tcMar>
+            <w:vAlign w:val="top"/>
+          </w:tcPr>
+          <w:p>
+            <w:pPr>
+              <w:keepNext w:val="0"/>
+              <w:keepLines w:val="0"/>
+              <w:pageBreakBefore w:val="0"/>
+              <w:widowControl w:val="0"/>
+              <w:pBdr>
+                <w:top w:space="0" w:sz="0" w:val="nil"/>
+                <w:left w:space="0" w:sz="0" w:val="nil"/>
+                <w:bottom w:space="0" w:sz="0" w:val="nil"/>
+                <w:right w:space="0" w:sz="0" w:val="nil"/>
+                <w:between w:space="0" w:sz="0" w:val="nil"/>
+              </w:pBdr>
+              <w:shd w:fill="auto" w:val="clear"/>
+              <w:spacing w:after="0" w:before="0" w:line="240" w:lineRule="auto"/>
+              <w:ind w:left="0" w:right="0" w:firstLine="0"/>
+              <w:jc w:val="left"/>
+              <w:rPr>
+                <w:rFonts w:ascii="Times New Roman" w:cs="Times New Roman" w:eastAsia="Times New Roman" w:hAnsi="Times New Roman"/>
+                <w:sz w:val="24"/>
+                <w:szCs w:val="24"/>
+              </w:rPr>
+            </w:pPr>
+            <w:r>
+              <w:rPr>
+                <w:rFonts w:ascii="Times New Roman" w:cs="Times New Roman" w:eastAsia="Times New Roman" w:hAnsi="Times New Roman"/>
+                <w:sz w:val="24"/>
+                <w:szCs w:val="24"/>
+                <w:rtl w:val="0"/>
+              </w:rPr>
+              <w:t xml:space="preserve">Valid Bit</w:t>
+            </w:r>
+          </w:p>
+        </w:tc>
+        <w:tc>
+          <w:tcPr>
+            <w:shd w:fill="auto" w:val="clear"/>
+            <w:tcMar>
+              <w:top w:w="100.0" w:type="dxa"/>
+              <w:left w:w="100.0" w:type="dxa"/>
+              <w:bottom w:w="100.0" w:type="dxa"/>
+              <w:right w:w="100.0" w:type="dxa"/>
+            </w:tcMar>
+            <w:vAlign w:val="top"/>
+          </w:tcPr>
+          <w:p>
+            <w:pPr>
+              <w:keepNext w:val="0"/>
+              <w:keepLines w:val="0"/>
+              <w:pageBreakBefore w:val="0"/>
+              <w:widowControl w:val="0"/>
+              <w:pBdr>
+                <w:top w:space="0" w:sz="0" w:val="nil"/>
+                <w:left w:space="0" w:sz="0" w:val="nil"/>
+                <w:bottom w:space="0" w:sz="0" w:val="nil"/>
+                <w:right w:space="0" w:sz="0" w:val="nil"/>
+                <w:between w:space="0" w:sz="0" w:val="nil"/>
+              </w:pBdr>
+              <w:shd w:fill="auto" w:val="clear"/>
+              <w:spacing w:after="0" w:before="0" w:line="240" w:lineRule="auto"/>
+              <w:ind w:left="0" w:right="0" w:firstLine="0"/>
+              <w:jc w:val="left"/>
+              <w:rPr>
+                <w:rFonts w:ascii="Times New Roman" w:cs="Times New Roman" w:eastAsia="Times New Roman" w:hAnsi="Times New Roman"/>
+                <w:sz w:val="24"/>
+                <w:szCs w:val="24"/>
+              </w:rPr>
+            </w:pPr>
+            <w:r>
+              <w:rPr>
+                <w:rFonts w:ascii="Times New Roman" w:cs="Times New Roman" w:eastAsia="Times New Roman" w:hAnsi="Times New Roman"/>
+                <w:sz w:val="24"/>
+                <w:szCs w:val="24"/>
+                <w:rtl w:val="0"/>
+              </w:rPr>
+              <w:t xml:space="preserve">1</w:t>
+            </w:r>
+          </w:p>
+        </w:tc>
+        <w:tc>
+          <w:tcPr>
+            <w:shd w:fill="auto" w:val="clear"/>
+            <w:tcMar>
+              <w:top w:w="100.0" w:type="dxa"/>
+              <w:left w:w="100.0" w:type="dxa"/>
+              <w:bottom w:w="100.0" w:type="dxa"/>
+              <w:right w:w="100.0" w:type="dxa"/>
+            </w:tcMar>
+            <w:vAlign w:val="top"/>
+          </w:tcPr>
+          <w:p>
+            <w:pPr>
+              <w:keepNext w:val="0"/>
+              <w:keepLines w:val="0"/>
+              <w:pageBreakBefore w:val="0"/>
+              <w:widowControl w:val="0"/>
+              <w:pBdr>
+                <w:top w:space="0" w:sz="0" w:val="nil"/>
+                <w:left w:space="0" w:sz="0" w:val="nil"/>
+                <w:bottom w:space="0" w:sz="0" w:val="nil"/>
+                <w:right w:space="0" w:sz="0" w:val="nil"/>
+                <w:between w:space="0" w:sz="0" w:val="nil"/>
+              </w:pBdr>
+              <w:shd w:fill="auto" w:val="clear"/>
+              <w:spacing w:after="0" w:before="0" w:line="240" w:lineRule="auto"/>
+              <w:ind w:left="0" w:right="0" w:firstLine="0"/>
+              <w:jc w:val="left"/>
+              <w:rPr>
+                <w:rFonts w:ascii="Times New Roman" w:cs="Times New Roman" w:eastAsia="Times New Roman" w:hAnsi="Times New Roman"/>
+                <w:sz w:val="24"/>
+                <w:szCs w:val="24"/>
+              </w:rPr>
+            </w:pPr>
+            <w:r>
+              <w:rPr>
+                <w:rFonts w:ascii="Times New Roman" w:cs="Times New Roman" w:eastAsia="Times New Roman" w:hAnsi="Times New Roman"/>
+                <w:sz w:val="24"/>
+                <w:szCs w:val="24"/>
+                <w:rtl w:val="0"/>
+              </w:rPr>
+              <w:t xml:space="preserve">Indicates if the cache is valid</w:t>
+            </w:r>
+          </w:p>
+        </w:tc>
+      </w:tr>
+      <w:tr>
+        <w:trPr>
+          <w:cantSplit w:val="0"/>
+          <w:tblHeader w:val="0"/>
+        </w:trPr>
+        <w:tc>
+          <w:tcPr>
+            <w:shd w:fill="auto" w:val="clear"/>
+            <w:tcMar>
+              <w:top w:w="100.0" w:type="dxa"/>
+              <w:left w:w="100.0" w:type="dxa"/>
+              <w:bottom w:w="100.0" w:type="dxa"/>
+              <w:right w:w="100.0" w:type="dxa"/>
+            </w:tcMar>
+            <w:vAlign w:val="top"/>
+          </w:tcPr>
+          <w:p>
+            <w:pPr>
+              <w:keepNext w:val="0"/>
+              <w:keepLines w:val="0"/>
+              <w:pageBreakBefore w:val="0"/>
+              <w:widowControl w:val="0"/>
+              <w:pBdr>
+                <w:top w:space="0" w:sz="0" w:val="nil"/>
+                <w:left w:space="0" w:sz="0" w:val="nil"/>
+                <w:bottom w:space="0" w:sz="0" w:val="nil"/>
+                <w:right w:space="0" w:sz="0" w:val="nil"/>
+                <w:between w:space="0" w:sz="0" w:val="nil"/>
+              </w:pBdr>
+              <w:shd w:fill="auto" w:val="clear"/>
+              <w:spacing w:after="0" w:before="0" w:line="240" w:lineRule="auto"/>
+              <w:ind w:left="0" w:right="0" w:firstLine="0"/>
+              <w:jc w:val="left"/>
+              <w:rPr>
+                <w:rFonts w:ascii="Times New Roman" w:cs="Times New Roman" w:eastAsia="Times New Roman" w:hAnsi="Times New Roman"/>
+                <w:sz w:val="24"/>
+                <w:szCs w:val="24"/>
+              </w:rPr>
+            </w:pPr>
+            <w:r>
+              <w:rPr>
+                <w:rFonts w:ascii="Times New Roman" w:cs="Times New Roman" w:eastAsia="Times New Roman" w:hAnsi="Times New Roman"/>
+                <w:sz w:val="24"/>
+                <w:szCs w:val="24"/>
+                <w:rtl w:val="0"/>
+              </w:rPr>
+              <w:t xml:space="preserve">MESI State Bits</w:t>
+            </w:r>
+          </w:p>
+        </w:tc>
+        <w:tc>
+          <w:tcPr>
+            <w:shd w:fill="auto" w:val="clear"/>
+            <w:tcMar>
+              <w:top w:w="100.0" w:type="dxa"/>
+              <w:left w:w="100.0" w:type="dxa"/>
+              <w:bottom w:w="100.0" w:type="dxa"/>
+              <w:right w:w="100.0" w:type="dxa"/>
+            </w:tcMar>
+            <w:vAlign w:val="top"/>
+          </w:tcPr>
+          <w:p>
+            <w:pPr>
+              <w:keepNext w:val="0"/>
+              <w:keepLines w:val="0"/>
+              <w:pageBreakBefore w:val="0"/>
+              <w:widowControl w:val="0"/>
+              <w:pBdr>
+                <w:top w:space="0" w:sz="0" w:val="nil"/>
+                <w:left w:space="0" w:sz="0" w:val="nil"/>
+                <w:bottom w:space="0" w:sz="0" w:val="nil"/>
+                <w:right w:space="0" w:sz="0" w:val="nil"/>
+                <w:between w:space="0" w:sz="0" w:val="nil"/>
+              </w:pBdr>
+              <w:shd w:fill="auto" w:val="clear"/>
+              <w:spacing w:after="0" w:before="0" w:line="240" w:lineRule="auto"/>
+              <w:ind w:left="0" w:right="0" w:firstLine="0"/>
+              <w:jc w:val="left"/>
+              <w:rPr>
+                <w:rFonts w:ascii="Times New Roman" w:cs="Times New Roman" w:eastAsia="Times New Roman" w:hAnsi="Times New Roman"/>
+                <w:sz w:val="24"/>
+                <w:szCs w:val="24"/>
+              </w:rPr>
+            </w:pPr>
+            <w:r>
+              <w:rPr>
+                <w:rFonts w:ascii="Times New Roman" w:cs="Times New Roman" w:eastAsia="Times New Roman" w:hAnsi="Times New Roman"/>
+                <w:sz w:val="24"/>
+                <w:szCs w:val="24"/>
+                <w:rtl w:val="0"/>
+              </w:rPr>
+              <w:t xml:space="preserve">2</w:t>
+            </w:r>
+          </w:p>
+        </w:tc>
+        <w:tc>
+          <w:tcPr>
+            <w:shd w:fill="auto" w:val="clear"/>
+            <w:tcMar>
+              <w:top w:w="100.0" w:type="dxa"/>
+              <w:left w:w="100.0" w:type="dxa"/>
+              <w:bottom w:w="100.0" w:type="dxa"/>
+              <w:right w:w="100.0" w:type="dxa"/>
+            </w:tcMar>
+            <w:vAlign w:val="top"/>
+          </w:tcPr>
+          <w:p>
+            <w:pPr>
+              <w:keepNext w:val="0"/>
+              <w:keepLines w:val="0"/>
+              <w:pageBreakBefore w:val="0"/>
+              <w:widowControl w:val="0"/>
+              <w:pBdr>
+                <w:top w:space="0" w:sz="0" w:val="nil"/>
+                <w:left w:space="0" w:sz="0" w:val="nil"/>
+                <w:bottom w:space="0" w:sz="0" w:val="nil"/>
+                <w:right w:space="0" w:sz="0" w:val="nil"/>
+                <w:between w:space="0" w:sz="0" w:val="nil"/>
+              </w:pBdr>
+              <w:shd w:fill="auto" w:val="clear"/>
+              <w:spacing w:after="0" w:before="0" w:line="240" w:lineRule="auto"/>
+              <w:ind w:left="0" w:right="0" w:firstLine="0"/>
+              <w:jc w:val="left"/>
+              <w:rPr>
+                <w:rFonts w:ascii="Times New Roman" w:cs="Times New Roman" w:eastAsia="Times New Roman" w:hAnsi="Times New Roman"/>
+                <w:sz w:val="24"/>
+                <w:szCs w:val="24"/>
+              </w:rPr>
+            </w:pPr>
+            <w:r>
+              <w:rPr>
+                <w:rFonts w:ascii="Times New Roman" w:cs="Times New Roman" w:eastAsia="Times New Roman" w:hAnsi="Times New Roman"/>
+                <w:sz w:val="24"/>
+                <w:szCs w:val="24"/>
+                <w:rtl w:val="0"/>
+              </w:rPr>
+              <w:t xml:space="preserve">Represents MESI protocol state</w:t>
+            </w:r>
+          </w:p>
+        </w:tc>
+      </w:tr>
+      <w:tr>
+        <w:trPr>
+          <w:cantSplit w:val="0"/>
+          <w:tblHeader w:val="0"/>
+        </w:trPr>
+        <w:tc>
+          <w:tcPr>
+            <w:shd w:fill="auto" w:val="clear"/>
+            <w:tcMar>
+              <w:top w:w="100.0" w:type="dxa"/>
+              <w:left w:w="100.0" w:type="dxa"/>
+              <w:bottom w:w="100.0" w:type="dxa"/>
+              <w:right w:w="100.0" w:type="dxa"/>
+            </w:tcMar>
+            <w:vAlign w:val="top"/>
+          </w:tcPr>
+          <w:p>
+            <w:pPr>
+              <w:keepNext w:val="0"/>
+              <w:keepLines w:val="0"/>
+              <w:pageBreakBefore w:val="0"/>
+              <w:widowControl w:val="0"/>
+              <w:pBdr>
+                <w:top w:space="0" w:sz="0" w:val="nil"/>
+                <w:left w:space="0" w:sz="0" w:val="nil"/>
+                <w:bottom w:space="0" w:sz="0" w:val="nil"/>
+                <w:right w:space="0" w:sz="0" w:val="nil"/>
+                <w:between w:space="0" w:sz="0" w:val="nil"/>
+              </w:pBdr>
+              <w:shd w:fill="auto" w:val="clear"/>
+              <w:spacing w:after="0" w:before="0" w:line="240" w:lineRule="auto"/>
+              <w:ind w:left="0" w:right="0" w:firstLine="0"/>
+              <w:jc w:val="left"/>
+              <w:rPr>
+                <w:rFonts w:ascii="Times New Roman" w:cs="Times New Roman" w:eastAsia="Times New Roman" w:hAnsi="Times New Roman"/>
+                <w:sz w:val="24"/>
+                <w:szCs w:val="24"/>
+              </w:rPr>
+            </w:pPr>
+            <w:r>
+              <w:rPr>
+                <w:rFonts w:ascii="Times New Roman" w:cs="Times New Roman" w:eastAsia="Times New Roman" w:hAnsi="Times New Roman"/>
+                <w:sz w:val="24"/>
+                <w:szCs w:val="24"/>
+                <w:rtl w:val="0"/>
+              </w:rPr>
+              <w:t xml:space="preserve">LRU Replacement Bits</w:t>
+            </w:r>
+          </w:p>
+        </w:tc>
+        <w:tc>
+          <w:tcPr>
+            <w:shd w:fill="auto" w:val="clear"/>
+            <w:tcMar>
+              <w:top w:w="100.0" w:type="dxa"/>
+              <w:left w:w="100.0" w:type="dxa"/>
+              <w:bottom w:w="100.0" w:type="dxa"/>
+              <w:right w:w="100.0" w:type="dxa"/>
+            </w:tcMar>
+            <w:vAlign w:val="top"/>
+          </w:tcPr>
+          <w:p>
+            <w:pPr>
+              <w:keepNext w:val="0"/>
+              <w:keepLines w:val="0"/>
+              <w:pageBreakBefore w:val="0"/>
+              <w:widowControl w:val="0"/>
+              <w:pBdr>
+                <w:top w:space="0" w:sz="0" w:val="nil"/>
+                <w:left w:space="0" w:sz="0" w:val="nil"/>
+                <w:bottom w:space="0" w:sz="0" w:val="nil"/>
+                <w:right w:space="0" w:sz="0" w:val="nil"/>
+                <w:between w:space="0" w:sz="0" w:val="nil"/>
+              </w:pBdr>
+              <w:shd w:fill="auto" w:val="clear"/>
+              <w:spacing w:after="0" w:before="0" w:line="240" w:lineRule="auto"/>
+              <w:ind w:left="0" w:right="0" w:firstLine="0"/>
+              <w:jc w:val="left"/>
+              <w:rPr>
+                <w:rFonts w:ascii="Times New Roman" w:cs="Times New Roman" w:eastAsia="Times New Roman" w:hAnsi="Times New Roman"/>
+                <w:sz w:val="24"/>
+                <w:szCs w:val="24"/>
+              </w:rPr>
+            </w:pPr>
+            <w:r>
+              <w:rPr>
+                <w:rFonts w:ascii="Times New Roman" w:cs="Times New Roman" w:eastAsia="Times New Roman" w:hAnsi="Times New Roman"/>
+                <w:sz w:val="24"/>
+                <w:szCs w:val="24"/>
+                <w:rtl w:val="0"/>
+              </w:rPr>
+              <w:t xml:space="preserve">15</w:t>
+            </w:r>
+          </w:p>
+        </w:tc>
+        <w:tc>
+          <w:tcPr>
+            <w:shd w:fill="auto" w:val="clear"/>
+            <w:tcMar>
+              <w:top w:w="100.0" w:type="dxa"/>
+              <w:left w:w="100.0" w:type="dxa"/>
+              <w:bottom w:w="100.0" w:type="dxa"/>
+              <w:right w:w="100.0" w:type="dxa"/>
+            </w:tcMar>
+            <w:vAlign w:val="top"/>
+          </w:tcPr>
+          <w:p>
+            <w:pPr>
+              <w:keepNext w:val="0"/>
+              <w:keepLines w:val="0"/>
+              <w:pageBreakBefore w:val="0"/>
+              <w:widowControl w:val="0"/>
+              <w:pBdr>
+                <w:top w:space="0" w:sz="0" w:val="nil"/>
+                <w:left w:space="0" w:sz="0" w:val="nil"/>
+                <w:bottom w:space="0" w:sz="0" w:val="nil"/>
+                <w:right w:space="0" w:sz="0" w:val="nil"/>
+                <w:between w:space="0" w:sz="0" w:val="nil"/>
+              </w:pBdr>
+              <w:shd w:fill="auto" w:val="clear"/>
+              <w:spacing w:after="0" w:before="0" w:line="240" w:lineRule="auto"/>
+              <w:ind w:left="0" w:right="0" w:firstLine="0"/>
+              <w:jc w:val="left"/>
+              <w:rPr>
+                <w:rFonts w:ascii="Times New Roman" w:cs="Times New Roman" w:eastAsia="Times New Roman" w:hAnsi="Times New Roman"/>
+                <w:sz w:val="24"/>
+                <w:szCs w:val="24"/>
+              </w:rPr>
+            </w:pPr>
+            <w:r>
+              <w:rPr>
+                <w:rFonts w:ascii="Times New Roman" w:cs="Times New Roman" w:eastAsia="Times New Roman" w:hAnsi="Times New Roman"/>
+                <w:sz w:val="24"/>
+                <w:szCs w:val="24"/>
+                <w:rtl w:val="0"/>
+              </w:rPr>
+              <w:t xml:space="preserve">Tracks the least-recently-used order</w:t>
+            </w:r>
+          </w:p>
+        </w:tc>
+      </w:tr>
+    </w:tbl>
+    <w:p>
+      <w:pPr>
+        <w:jc w:val="left"/>
+        <w:rPr>
+          <w:rFonts w:ascii="Times New Roman" w:cs="Times New Roman" w:eastAsia="Times New Roman" w:hAnsi="Times New Roman"/>
+          <w:sz w:val="24"/>
+          <w:szCs w:val="24"/>
+        </w:rPr>
+      </w:pPr>
+      <w:r>
+        <w:rPr>
+          <w:rtl w:val="0"/>
+        </w:rPr>
+      </w:r>
+    </w:p>
+    <w:p>
+      <w:pPr>
+        <w:jc w:val="left"/>
+        <w:rPr>
+          <w:rFonts w:ascii="Times New Roman" w:cs="Times New Roman" w:eastAsia="Times New Roman" w:hAnsi="Times New Roman"/>
+          <w:sz w:val="24"/>
+          <w:szCs w:val="24"/>
+        </w:rPr>
+      </w:pPr>
+      <w:r>
+        <w:rPr>
+          <w:rtl w:val="0"/>
+        </w:rPr>
+      </w:r>
+    </w:p>
+    <w:tbl>
+      <w:tblPr>
+        <w:tblStyle w:val="Table2"/>
+        <w:tblW w:w="9360.0" w:type="dxa"/>
+        <w:jc w:val="left"/>
+        <w:tblBorders>
+          <w:top w:color="000000" w:space="0" w:sz="8" w:val="single"/>
+          <w:left w:color="000000" w:space="0" w:sz="8" w:val="single"/>
+          <w:bottom w:color="000000" w:space="0" w:sz="8" w:val="single"/>
+          <w:right w:color="000000" w:space="0" w:sz="8" w:val="single"/>
+          <w:insideH w:color="000000" w:space="0" w:sz="8" w:val="single"/>
+          <w:insideV w:color="000000" w:space="0" w:sz="8" w:val="single"/>
+        </w:tblBorders>
+        <w:tblLayout w:type="fixed"/>
+        <w:tblLook w:val="0600"/>
+      </w:tblPr>
+      <w:tblGrid>
+        <w:gridCol w:w="4680"/>
+        <w:gridCol w:w="4680"/>
+        <w:tblGridChange w:id="0">
+          <w:tblGrid>
+            <w:gridCol w:w="4680"/>
+            <w:gridCol w:w="4680"/>
+          </w:tblGrid>
+        </w:tblGridChange>
+      </w:tblGrid>
+      <w:tr>
+        <w:trPr>
+          <w:cantSplit w:val="0"/>
+          <w:tblHeader w:val="0"/>
+        </w:trPr>
+        <w:tc>
+          <w:tcPr>
+            <w:shd w:fill="auto" w:val="clear"/>
+            <w:tcMar>
+              <w:top w:w="100.0" w:type="dxa"/>
+              <w:left w:w="100.0" w:type="dxa"/>
+              <w:bottom w:w="100.0" w:type="dxa"/>
+              <w:right w:w="100.0" w:type="dxa"/>
+            </w:tcMar>
+            <w:vAlign w:val="top"/>
+          </w:tcPr>
+          <w:p>
+            <w:pPr>
+              <w:keepNext w:val="0"/>
+              <w:keepLines w:val="0"/>
+              <w:pageBreakBefore w:val="0"/>
+              <w:widowControl w:val="0"/>
+              <w:pBdr>
+                <w:top w:space="0" w:sz="0" w:val="nil"/>
+                <w:left w:space="0" w:sz="0" w:val="nil"/>
+                <w:bottom w:space="0" w:sz="0" w:val="nil"/>
+                <w:right w:space="0" w:sz="0" w:val="nil"/>
+                <w:between w:space="0" w:sz="0" w:val="nil"/>
+              </w:pBdr>
+              <w:shd w:fill="auto" w:val="clear"/>
+              <w:spacing w:after="0" w:before="0" w:line="240" w:lineRule="auto"/>
+              <w:ind w:left="0" w:right="0" w:firstLine="0"/>
+              <w:jc w:val="left"/>
+              <w:rPr>
+                <w:rFonts w:ascii="Times New Roman" w:cs="Times New Roman" w:eastAsia="Times New Roman" w:hAnsi="Times New Roman"/>
+                <w:b w:val="1"/>
+                <w:sz w:val="24"/>
+                <w:szCs w:val="24"/>
+              </w:rPr>
+            </w:pPr>
+            <w:r>
+              <w:rPr>
+                <w:rFonts w:ascii="Times New Roman" w:cs="Times New Roman" w:eastAsia="Times New Roman" w:hAnsi="Times New Roman"/>
+                <w:b w:val="1"/>
+                <w:sz w:val="24"/>
+                <w:szCs w:val="24"/>
+                <w:rtl w:val="0"/>
+              </w:rPr>
+              <w:t xml:space="preserve">Data Structure</w:t>
+            </w:r>
+          </w:p>
+        </w:tc>
+        <w:tc>
+          <w:tcPr>
+            <w:shd w:fill="auto" w:val="clear"/>
+            <w:tcMar>
+              <w:top w:w="100.0" w:type="dxa"/>
+              <w:left w:w="100.0" w:type="dxa"/>
+              <w:bottom w:w="100.0" w:type="dxa"/>
+              <w:right w:w="100.0" w:type="dxa"/>
+            </w:tcMar>
+            <w:vAlign w:val="top"/>
+          </w:tcPr>
+          <w:p>
+            <w:pPr>
+              <w:keepNext w:val="0"/>
+              <w:keepLines w:val="0"/>
+              <w:pageBreakBefore w:val="0"/>
+              <w:widowControl w:val="0"/>
+              <w:pBdr>
+                <w:top w:space="0" w:sz="0" w:val="nil"/>
+                <w:left w:space="0" w:sz="0" w:val="nil"/>
+                <w:bottom w:space="0" w:sz="0" w:val="nil"/>
+                <w:right w:space="0" w:sz="0" w:val="nil"/>
+                <w:between w:space="0" w:sz="0" w:val="nil"/>
+              </w:pBdr>
+              <w:shd w:fill="auto" w:val="clear"/>
+              <w:spacing w:after="0" w:before="0" w:line="240" w:lineRule="auto"/>
+              <w:ind w:left="0" w:right="0" w:firstLine="0"/>
+              <w:jc w:val="left"/>
+              <w:rPr>
+                <w:rFonts w:ascii="Times New Roman" w:cs="Times New Roman" w:eastAsia="Times New Roman" w:hAnsi="Times New Roman"/>
+                <w:b w:val="1"/>
+                <w:sz w:val="24"/>
+                <w:szCs w:val="24"/>
+              </w:rPr>
+            </w:pPr>
+            <w:r>
+              <w:rPr>
+                <w:rFonts w:ascii="Times New Roman" w:cs="Times New Roman" w:eastAsia="Times New Roman" w:hAnsi="Times New Roman"/>
+                <w:b w:val="1"/>
+                <w:sz w:val="24"/>
+                <w:szCs w:val="24"/>
+                <w:rtl w:val="0"/>
+              </w:rPr>
+              <w:t xml:space="preserve">Description</w:t>
+            </w:r>
+          </w:p>
+        </w:tc>
+      </w:tr>
+      <w:tr>
+        <w:trPr>
+          <w:cantSplit w:val="0"/>
+          <w:tblHeader w:val="0"/>
+        </w:trPr>
+        <w:tc>
+          <w:tcPr>
+            <w:shd w:fill="auto" w:val="clear"/>
+            <w:tcMar>
+              <w:top w:w="100.0" w:type="dxa"/>
+              <w:left w:w="100.0" w:type="dxa"/>
+              <w:bottom w:w="100.0" w:type="dxa"/>
+              <w:right w:w="100.0" w:type="dxa"/>
+            </w:tcMar>
+            <w:vAlign w:val="top"/>
+          </w:tcPr>
+          <w:p>
+            <w:pPr>
+              <w:keepNext w:val="0"/>
+              <w:keepLines w:val="0"/>
+              <w:pageBreakBefore w:val="0"/>
+              <w:widowControl w:val="0"/>
+              <w:pBdr>
+                <w:top w:space="0" w:sz="0" w:val="nil"/>
+                <w:left w:space="0" w:sz="0" w:val="nil"/>
+                <w:bottom w:space="0" w:sz="0" w:val="nil"/>
+                <w:right w:space="0" w:sz="0" w:val="nil"/>
+                <w:between w:space="0" w:sz="0" w:val="nil"/>
+              </w:pBdr>
+              <w:shd w:fill="auto" w:val="clear"/>
+              <w:spacing w:after="0" w:before="0" w:line="240" w:lineRule="auto"/>
+              <w:ind w:left="0" w:right="0" w:firstLine="0"/>
+              <w:jc w:val="left"/>
+              <w:rPr>
+                <w:rFonts w:ascii="Times New Roman" w:cs="Times New Roman" w:eastAsia="Times New Roman" w:hAnsi="Times New Roman"/>
+                <w:sz w:val="24"/>
+                <w:szCs w:val="24"/>
+              </w:rPr>
+            </w:pPr>
+            <w:r>
+              <w:rPr>
+                <w:rFonts w:ascii="Times New Roman" w:cs="Times New Roman" w:eastAsia="Times New Roman" w:hAnsi="Times New Roman"/>
+                <w:sz w:val="24"/>
+                <w:szCs w:val="24"/>
+                <w:rtl w:val="0"/>
+              </w:rPr>
+              <w:t xml:space="preserve">valid</w:t>
+            </w:r>
+          </w:p>
+        </w:tc>
+        <w:tc>
+          <w:tcPr>
+            <w:shd w:fill="auto" w:val="clear"/>
+            <w:tcMar>
+              <w:top w:w="100.0" w:type="dxa"/>
+              <w:left w:w="100.0" w:type="dxa"/>
+              <w:bottom w:w="100.0" w:type="dxa"/>
+              <w:right w:w="100.0" w:type="dxa"/>
+            </w:tcMar>
+            <w:vAlign w:val="top"/>
+          </w:tcPr>
+          <w:p>
+            <w:pPr>
+              <w:keepNext w:val="0"/>
+              <w:keepLines w:val="0"/>
+              <w:pageBreakBefore w:val="0"/>
+              <w:widowControl w:val="0"/>
+              <w:pBdr>
+                <w:top w:space="0" w:sz="0" w:val="nil"/>
+                <w:left w:space="0" w:sz="0" w:val="nil"/>
+                <w:bottom w:space="0" w:sz="0" w:val="nil"/>
+                <w:right w:space="0" w:sz="0" w:val="nil"/>
+                <w:between w:space="0" w:sz="0" w:val="nil"/>
+              </w:pBdr>
+              <w:shd w:fill="auto" w:val="clear"/>
+              <w:spacing w:after="0" w:before="0" w:line="240" w:lineRule="auto"/>
+              <w:ind w:left="0" w:right="0" w:firstLine="0"/>
+              <w:jc w:val="left"/>
+              <w:rPr>
+                <w:rFonts w:ascii="Times New Roman" w:cs="Times New Roman" w:eastAsia="Times New Roman" w:hAnsi="Times New Roman"/>
+                <w:sz w:val="24"/>
+                <w:szCs w:val="24"/>
+              </w:rPr>
+            </w:pPr>
+            <w:r>
+              <w:rPr>
+                <w:rFonts w:ascii="Times New Roman" w:cs="Times New Roman" w:eastAsia="Times New Roman" w:hAnsi="Times New Roman"/>
+                <w:sz w:val="24"/>
+                <w:szCs w:val="24"/>
+                <w:rtl w:val="0"/>
+              </w:rPr>
+              <w:t xml:space="preserve">Valid bit (1 bit)</w:t>
+            </w:r>
+          </w:p>
+        </w:tc>
+      </w:tr>
+      <w:tr>
+        <w:trPr>
+          <w:cantSplit w:val="0"/>
+          <w:tblHeader w:val="0"/>
+        </w:trPr>
+        <w:tc>
+          <w:tcPr>
+            <w:shd w:fill="auto" w:val="clear"/>
+            <w:tcMar>
+              <w:top w:w="100.0" w:type="dxa"/>
+              <w:left w:w="100.0" w:type="dxa"/>
+              <w:bottom w:w="100.0" w:type="dxa"/>
+              <w:right w:w="100.0" w:type="dxa"/>
+            </w:tcMar>
+            <w:vAlign w:val="top"/>
+          </w:tcPr>
+          <w:p>
+            <w:pPr>
+              <w:keepNext w:val="0"/>
+              <w:keepLines w:val="0"/>
+              <w:pageBreakBefore w:val="0"/>
+              <w:widowControl w:val="0"/>
+              <w:pBdr>
+                <w:top w:space="0" w:sz="0" w:val="nil"/>
+                <w:left w:space="0" w:sz="0" w:val="nil"/>
+                <w:bottom w:space="0" w:sz="0" w:val="nil"/>
+                <w:right w:space="0" w:sz="0" w:val="nil"/>
+                <w:between w:space="0" w:sz="0" w:val="nil"/>
+              </w:pBdr>
+              <w:shd w:fill="auto" w:val="clear"/>
+              <w:spacing w:after="0" w:before="0" w:line="240" w:lineRule="auto"/>
+              <w:ind w:left="0" w:right="0" w:firstLine="0"/>
+              <w:jc w:val="left"/>
+              <w:rPr>
+                <w:rFonts w:ascii="Times New Roman" w:cs="Times New Roman" w:eastAsia="Times New Roman" w:hAnsi="Times New Roman"/>
+                <w:sz w:val="24"/>
+                <w:szCs w:val="24"/>
+              </w:rPr>
+            </w:pPr>
+            <w:r>
+              <w:rPr>
+                <w:rFonts w:ascii="Times New Roman" w:cs="Times New Roman" w:eastAsia="Times New Roman" w:hAnsi="Times New Roman"/>
+                <w:sz w:val="24"/>
+                <w:szCs w:val="24"/>
+                <w:rtl w:val="0"/>
+              </w:rPr>
+              <w:t xml:space="preserve">tag</w:t>
+            </w:r>
+          </w:p>
+        </w:tc>
+        <w:tc>
+          <w:tcPr>
+            <w:shd w:fill="auto" w:val="clear"/>
+            <w:tcMar>
+              <w:top w:w="100.0" w:type="dxa"/>
+              <w:left w:w="100.0" w:type="dxa"/>
+              <w:bottom w:w="100.0" w:type="dxa"/>
+              <w:right w:w="100.0" w:type="dxa"/>
+            </w:tcMar>
+            <w:vAlign w:val="top"/>
+          </w:tcPr>
+          <w:p>
+            <w:pPr>
+              <w:keepNext w:val="0"/>
+              <w:keepLines w:val="0"/>
+              <w:pageBreakBefore w:val="0"/>
+              <w:widowControl w:val="0"/>
+              <w:pBdr>
+                <w:top w:space="0" w:sz="0" w:val="nil"/>
+                <w:left w:space="0" w:sz="0" w:val="nil"/>
+                <w:bottom w:space="0" w:sz="0" w:val="nil"/>
+                <w:right w:space="0" w:sz="0" w:val="nil"/>
+                <w:between w:space="0" w:sz="0" w:val="nil"/>
+              </w:pBdr>
+              <w:shd w:fill="auto" w:val="clear"/>
+              <w:spacing w:after="0" w:before="0" w:line="240" w:lineRule="auto"/>
+              <w:ind w:left="0" w:right="0" w:firstLine="0"/>
+              <w:jc w:val="left"/>
+              <w:rPr>
+                <w:rFonts w:ascii="Times New Roman" w:cs="Times New Roman" w:eastAsia="Times New Roman" w:hAnsi="Times New Roman"/>
+                <w:sz w:val="24"/>
+                <w:szCs w:val="24"/>
+              </w:rPr>
+            </w:pPr>
+            <w:r>
+              <w:rPr>
+                <w:rFonts w:ascii="Times New Roman" w:cs="Times New Roman" w:eastAsia="Times New Roman" w:hAnsi="Times New Roman"/>
+                <w:sz w:val="24"/>
+                <w:szCs w:val="24"/>
+                <w:rtl w:val="0"/>
+              </w:rPr>
+              <w:t xml:space="preserve">Tag bits (12 bits)</w:t>
+            </w:r>
+          </w:p>
+        </w:tc>
+      </w:tr>
+      <w:tr>
+        <w:trPr>
+          <w:cantSplit w:val="0"/>
+          <w:tblHeader w:val="0"/>
+        </w:trPr>
+        <w:tc>
+          <w:tcPr>
+            <w:shd w:fill="auto" w:val="clear"/>
+            <w:tcMar>
+              <w:top w:w="100.0" w:type="dxa"/>
+              <w:left w:w="100.0" w:type="dxa"/>
+              <w:bottom w:w="100.0" w:type="dxa"/>
+              <w:right w:w="100.0" w:type="dxa"/>
+            </w:tcMar>
+            <w:vAlign w:val="top"/>
+          </w:tcPr>
+          <w:p>
+            <w:pPr>
+              <w:keepNext w:val="0"/>
+              <w:keepLines w:val="0"/>
+              <w:pageBreakBefore w:val="0"/>
+              <w:widowControl w:val="0"/>
+              <w:pBdr>
+                <w:top w:space="0" w:sz="0" w:val="nil"/>
+                <w:left w:space="0" w:sz="0" w:val="nil"/>
+                <w:bottom w:space="0" w:sz="0" w:val="nil"/>
+                <w:right w:space="0" w:sz="0" w:val="nil"/>
+                <w:between w:space="0" w:sz="0" w:val="nil"/>
+              </w:pBdr>
+              <w:shd w:fill="auto" w:val="clear"/>
+              <w:spacing w:after="0" w:before="0" w:line="240" w:lineRule="auto"/>
+              <w:ind w:left="0" w:right="0" w:firstLine="0"/>
+              <w:jc w:val="left"/>
+              <w:rPr>
+                <w:rFonts w:ascii="Times New Roman" w:cs="Times New Roman" w:eastAsia="Times New Roman" w:hAnsi="Times New Roman"/>
+                <w:sz w:val="24"/>
+                <w:szCs w:val="24"/>
+              </w:rPr>
+            </w:pPr>
+            <w:r>
+              <w:rPr>
+                <w:rFonts w:ascii="Times New Roman" w:cs="Times New Roman" w:eastAsia="Times New Roman" w:hAnsi="Times New Roman"/>
+                <w:sz w:val="24"/>
+                <w:szCs w:val="24"/>
+                <w:rtl w:val="0"/>
+              </w:rPr>
+              <w:t xml:space="preserve">mesi_state</w:t>
+            </w:r>
+          </w:p>
+        </w:tc>
+        <w:tc>
+          <w:tcPr>
+            <w:shd w:fill="auto" w:val="clear"/>
+            <w:tcMar>
+              <w:top w:w="100.0" w:type="dxa"/>
+              <w:left w:w="100.0" w:type="dxa"/>
+              <w:bottom w:w="100.0" w:type="dxa"/>
+              <w:right w:w="100.0" w:type="dxa"/>
+            </w:tcMar>
+            <w:vAlign w:val="top"/>
+          </w:tcPr>
+          <w:p>
+            <w:pPr>
+              <w:keepNext w:val="0"/>
+              <w:keepLines w:val="0"/>
+              <w:pageBreakBefore w:val="0"/>
+              <w:widowControl w:val="0"/>
+              <w:pBdr>
+                <w:top w:space="0" w:sz="0" w:val="nil"/>
+                <w:left w:space="0" w:sz="0" w:val="nil"/>
+                <w:bottom w:space="0" w:sz="0" w:val="nil"/>
+                <w:right w:space="0" w:sz="0" w:val="nil"/>
+                <w:between w:space="0" w:sz="0" w:val="nil"/>
+              </w:pBdr>
+              <w:shd w:fill="auto" w:val="clear"/>
+              <w:spacing w:after="0" w:before="0" w:line="240" w:lineRule="auto"/>
+              <w:ind w:left="0" w:right="0" w:firstLine="0"/>
+              <w:jc w:val="left"/>
+              <w:rPr>
+                <w:rFonts w:ascii="Times New Roman" w:cs="Times New Roman" w:eastAsia="Times New Roman" w:hAnsi="Times New Roman"/>
+                <w:sz w:val="24"/>
+                <w:szCs w:val="24"/>
+              </w:rPr>
+            </w:pPr>
+            <w:r>
+              <w:rPr>
+                <w:rFonts w:ascii="Times New Roman" w:cs="Times New Roman" w:eastAsia="Times New Roman" w:hAnsi="Times New Roman"/>
+                <w:sz w:val="24"/>
+                <w:szCs w:val="24"/>
+                <w:rtl w:val="0"/>
+              </w:rPr>
+              <w:t xml:space="preserve">MESI state (2 bits: I, S, E, M)</w:t>
+            </w:r>
+          </w:p>
+        </w:tc>
+      </w:tr>
+      <w:tr>
+        <w:trPr>
+          <w:cantSplit w:val="0"/>
+          <w:tblHeader w:val="0"/>
+        </w:trPr>
+        <w:tc>
+          <w:tcPr>
+            <w:shd w:fill="auto" w:val="clear"/>
+            <w:tcMar>
+              <w:top w:w="100.0" w:type="dxa"/>
+              <w:left w:w="100.0" w:type="dxa"/>
+              <w:bottom w:w="100.0" w:type="dxa"/>
+              <w:right w:w="100.0" w:type="dxa"/>
+            </w:tcMar>
+            <w:vAlign w:val="top"/>
+          </w:tcPr>
+          <w:p>
+            <w:pPr>
+              <w:keepNext w:val="0"/>
+              <w:keepLines w:val="0"/>
+              <w:pageBreakBefore w:val="0"/>
+              <w:widowControl w:val="0"/>
+              <w:pBdr>
+                <w:top w:space="0" w:sz="0" w:val="nil"/>
+                <w:left w:space="0" w:sz="0" w:val="nil"/>
+                <w:bottom w:space="0" w:sz="0" w:val="nil"/>
+                <w:right w:space="0" w:sz="0" w:val="nil"/>
+                <w:between w:space="0" w:sz="0" w:val="nil"/>
+              </w:pBdr>
+              <w:shd w:fill="auto" w:val="clear"/>
+              <w:spacing w:after="0" w:before="0" w:line="240" w:lineRule="auto"/>
+              <w:ind w:left="0" w:right="0" w:firstLine="0"/>
+              <w:jc w:val="left"/>
+              <w:rPr>
+                <w:rFonts w:ascii="Times New Roman" w:cs="Times New Roman" w:eastAsia="Times New Roman" w:hAnsi="Times New Roman"/>
+                <w:sz w:val="24"/>
+                <w:szCs w:val="24"/>
+              </w:rPr>
+            </w:pPr>
+            <w:r>
+              <w:rPr>
+                <w:rFonts w:ascii="Times New Roman" w:cs="Times New Roman" w:eastAsia="Times New Roman" w:hAnsi="Times New Roman"/>
+                <w:sz w:val="24"/>
+                <w:szCs w:val="24"/>
+                <w:rtl w:val="0"/>
+              </w:rPr>
+              <w:t xml:space="preserve">CacheSet_t</w:t>
+            </w:r>
+          </w:p>
+        </w:tc>
+        <w:tc>
+          <w:tcPr>
+            <w:shd w:fill="auto" w:val="clear"/>
+            <w:tcMar>
+              <w:top w:w="100.0" w:type="dxa"/>
+              <w:left w:w="100.0" w:type="dxa"/>
+              <w:bottom w:w="100.0" w:type="dxa"/>
+              <w:right w:w="100.0" w:type="dxa"/>
+            </w:tcMar>
+            <w:vAlign w:val="top"/>
+          </w:tcPr>
+          <w:p>
+            <w:pPr>
+              <w:keepNext w:val="0"/>
+              <w:keepLines w:val="0"/>
+              <w:pageBreakBefore w:val="0"/>
+              <w:widowControl w:val="0"/>
+              <w:pBdr>
+                <w:top w:space="0" w:sz="0" w:val="nil"/>
+                <w:left w:space="0" w:sz="0" w:val="nil"/>
+                <w:bottom w:space="0" w:sz="0" w:val="nil"/>
+                <w:right w:space="0" w:sz="0" w:val="nil"/>
+                <w:between w:space="0" w:sz="0" w:val="nil"/>
+              </w:pBdr>
+              <w:shd w:fill="auto" w:val="clear"/>
+              <w:spacing w:after="0" w:before="0" w:line="240" w:lineRule="auto"/>
+              <w:ind w:left="0" w:right="0" w:firstLine="0"/>
+              <w:jc w:val="left"/>
+              <w:rPr>
+                <w:rFonts w:ascii="Times New Roman" w:cs="Times New Roman" w:eastAsia="Times New Roman" w:hAnsi="Times New Roman"/>
+                <w:sz w:val="24"/>
+                <w:szCs w:val="24"/>
+              </w:rPr>
+            </w:pPr>
+            <w:r>
+              <w:rPr>
+                <w:rFonts w:ascii="Times New Roman" w:cs="Times New Roman" w:eastAsia="Times New Roman" w:hAnsi="Times New Roman"/>
+                <w:sz w:val="24"/>
+                <w:szCs w:val="24"/>
+                <w:rtl w:val="0"/>
+              </w:rPr>
+              <w:t xml:space="preserve">Represents a cache set containing multiple cache lines</w:t>
+            </w:r>
+          </w:p>
+        </w:tc>
+      </w:tr>
+      <w:tr>
+        <w:trPr>
+          <w:cantSplit w:val="0"/>
+          <w:tblHeader w:val="0"/>
+        </w:trPr>
+        <w:tc>
+          <w:tcPr>
+            <w:shd w:fill="auto" w:val="clear"/>
+            <w:tcMar>
+              <w:top w:w="100.0" w:type="dxa"/>
+              <w:left w:w="100.0" w:type="dxa"/>
+              <w:bottom w:w="100.0" w:type="dxa"/>
+              <w:right w:w="100.0" w:type="dxa"/>
+            </w:tcMar>
+            <w:vAlign w:val="top"/>
+          </w:tcPr>
+          <w:p>
+            <w:pPr>
+              <w:keepNext w:val="0"/>
+              <w:keepLines w:val="0"/>
+              <w:pageBreakBefore w:val="0"/>
+              <w:widowControl w:val="0"/>
+              <w:pBdr>
+                <w:top w:space="0" w:sz="0" w:val="nil"/>
+                <w:left w:space="0" w:sz="0" w:val="nil"/>
+                <w:bottom w:space="0" w:sz="0" w:val="nil"/>
+                <w:right w:space="0" w:sz="0" w:val="nil"/>
+                <w:between w:space="0" w:sz="0" w:val="nil"/>
+              </w:pBdr>
+              <w:shd w:fill="auto" w:val="clear"/>
+              <w:spacing w:after="0" w:before="0" w:line="240" w:lineRule="auto"/>
+              <w:ind w:left="0" w:right="0" w:firstLine="0"/>
+              <w:jc w:val="left"/>
+              <w:rPr>
+                <w:rFonts w:ascii="Times New Roman" w:cs="Times New Roman" w:eastAsia="Times New Roman" w:hAnsi="Times New Roman"/>
+                <w:sz w:val="24"/>
+                <w:szCs w:val="24"/>
+              </w:rPr>
+            </w:pPr>
+            <w:r>
+              <w:rPr>
+                <w:rFonts w:ascii="Times New Roman" w:cs="Times New Roman" w:eastAsia="Times New Roman" w:hAnsi="Times New Roman"/>
+                <w:sz w:val="24"/>
+                <w:szCs w:val="24"/>
+                <w:rtl w:val="0"/>
+              </w:rPr>
+              <w:t xml:space="preserve">lines[16]</w:t>
+            </w:r>
+          </w:p>
+        </w:tc>
+        <w:tc>
+          <w:tcPr>
+            <w:shd w:fill="auto" w:val="clear"/>
+            <w:tcMar>
+              <w:top w:w="100.0" w:type="dxa"/>
+              <w:left w:w="100.0" w:type="dxa"/>
+              <w:bottom w:w="100.0" w:type="dxa"/>
+              <w:right w:w="100.0" w:type="dxa"/>
+            </w:tcMar>
+            <w:vAlign w:val="top"/>
+          </w:tcPr>
+          <w:p>
+            <w:pPr>
+              <w:keepNext w:val="0"/>
+              <w:keepLines w:val="0"/>
+              <w:pageBreakBefore w:val="0"/>
+              <w:widowControl w:val="0"/>
+              <w:pBdr>
+                <w:top w:space="0" w:sz="0" w:val="nil"/>
+                <w:left w:space="0" w:sz="0" w:val="nil"/>
+                <w:bottom w:space="0" w:sz="0" w:val="nil"/>
+                <w:right w:space="0" w:sz="0" w:val="nil"/>
+                <w:between w:space="0" w:sz="0" w:val="nil"/>
+              </w:pBdr>
+              <w:shd w:fill="auto" w:val="clear"/>
+              <w:spacing w:after="0" w:before="0" w:line="240" w:lineRule="auto"/>
+              <w:ind w:left="0" w:right="0" w:firstLine="0"/>
+              <w:jc w:val="left"/>
+              <w:rPr>
+                <w:rFonts w:ascii="Times New Roman" w:cs="Times New Roman" w:eastAsia="Times New Roman" w:hAnsi="Times New Roman"/>
+                <w:sz w:val="24"/>
+                <w:szCs w:val="24"/>
+              </w:rPr>
+            </w:pPr>
+            <w:r>
+              <w:rPr>
+                <w:rFonts w:ascii="Times New Roman" w:cs="Times New Roman" w:eastAsia="Times New Roman" w:hAnsi="Times New Roman"/>
+                <w:sz w:val="24"/>
+                <w:szCs w:val="24"/>
+                <w:rtl w:val="0"/>
+              </w:rPr>
+              <w:t xml:space="preserve">Array of 16 CacheLine_t structures</w:t>
+            </w:r>
+          </w:p>
+        </w:tc>
+      </w:tr>
+      <w:tr>
+        <w:trPr>
+          <w:cantSplit w:val="0"/>
+          <w:tblHeader w:val="0"/>
+        </w:trPr>
+        <w:tc>
+          <w:tcPr>
+            <w:shd w:fill="auto" w:val="clear"/>
+            <w:tcMar>
+              <w:top w:w="100.0" w:type="dxa"/>
+              <w:left w:w="100.0" w:type="dxa"/>
+              <w:bottom w:w="100.0" w:type="dxa"/>
+              <w:right w:w="100.0" w:type="dxa"/>
+            </w:tcMar>
+            <w:vAlign w:val="top"/>
+          </w:tcPr>
+          <w:p>
+            <w:pPr>
+              <w:keepNext w:val="0"/>
+              <w:keepLines w:val="0"/>
+              <w:pageBreakBefore w:val="0"/>
+              <w:widowControl w:val="0"/>
+              <w:pBdr>
+                <w:top w:space="0" w:sz="0" w:val="nil"/>
+                <w:left w:space="0" w:sz="0" w:val="nil"/>
+                <w:bottom w:space="0" w:sz="0" w:val="nil"/>
+                <w:right w:space="0" w:sz="0" w:val="nil"/>
+                <w:between w:space="0" w:sz="0" w:val="nil"/>
+              </w:pBdr>
+              <w:shd w:fill="auto" w:val="clear"/>
+              <w:spacing w:after="0" w:before="0" w:line="240" w:lineRule="auto"/>
+              <w:ind w:left="0" w:right="0" w:firstLine="0"/>
+              <w:jc w:val="left"/>
+              <w:rPr>
+                <w:rFonts w:ascii="Times New Roman" w:cs="Times New Roman" w:eastAsia="Times New Roman" w:hAnsi="Times New Roman"/>
+                <w:sz w:val="24"/>
+                <w:szCs w:val="24"/>
+              </w:rPr>
+            </w:pPr>
+            <w:r>
+              <w:rPr>
+                <w:rFonts w:ascii="Times New Roman" w:cs="Times New Roman" w:eastAsia="Times New Roman" w:hAnsi="Times New Roman"/>
+                <w:sz w:val="24"/>
+                <w:szCs w:val="24"/>
+                <w:rtl w:val="0"/>
+              </w:rPr>
+              <w:t xml:space="preserve">lru_state</w:t>
+            </w:r>
+          </w:p>
+        </w:tc>
+        <w:tc>
+          <w:tcPr>
+            <w:shd w:fill="auto" w:val="clear"/>
+            <w:tcMar>
+              <w:top w:w="100.0" w:type="dxa"/>
+              <w:left w:w="100.0" w:type="dxa"/>
+              <w:bottom w:w="100.0" w:type="dxa"/>
+              <w:right w:w="100.0" w:type="dxa"/>
+            </w:tcMar>
+            <w:vAlign w:val="top"/>
+          </w:tcPr>
+          <w:p>
+            <w:pPr>
+              <w:keepNext w:val="0"/>
+              <w:keepLines w:val="0"/>
+              <w:pageBreakBefore w:val="0"/>
+              <w:widowControl w:val="0"/>
+              <w:pBdr>
+                <w:top w:space="0" w:sz="0" w:val="nil"/>
+                <w:left w:space="0" w:sz="0" w:val="nil"/>
+                <w:bottom w:space="0" w:sz="0" w:val="nil"/>
+                <w:right w:space="0" w:sz="0" w:val="nil"/>
+                <w:between w:space="0" w:sz="0" w:val="nil"/>
+              </w:pBdr>
+              <w:shd w:fill="auto" w:val="clear"/>
+              <w:spacing w:after="0" w:before="0" w:line="240" w:lineRule="auto"/>
+              <w:ind w:left="0" w:right="0" w:firstLine="0"/>
+              <w:jc w:val="left"/>
+              <w:rPr>
+                <w:rFonts w:ascii="Times New Roman" w:cs="Times New Roman" w:eastAsia="Times New Roman" w:hAnsi="Times New Roman"/>
+                <w:sz w:val="24"/>
+                <w:szCs w:val="24"/>
+              </w:rPr>
+            </w:pPr>
+            <w:r>
+              <w:rPr>
+                <w:rFonts w:ascii="Times New Roman" w:cs="Times New Roman" w:eastAsia="Times New Roman" w:hAnsi="Times New Roman"/>
+                <w:sz w:val="24"/>
+                <w:szCs w:val="24"/>
+                <w:rtl w:val="0"/>
+              </w:rPr>
+              <w:t xml:space="preserve">Pseudo-LRU bits for replacement (15 bits)</w:t>
+            </w:r>
+          </w:p>
+        </w:tc>
+      </w:tr>
+      <w:tr>
+        <w:trPr>
+          <w:cantSplit w:val="0"/>
+          <w:tblHeader w:val="0"/>
+        </w:trPr>
+        <w:tc>
+          <w:tcPr>
+            <w:shd w:fill="auto" w:val="clear"/>
+            <w:tcMar>
+              <w:top w:w="100.0" w:type="dxa"/>
+              <w:left w:w="100.0" w:type="dxa"/>
+              <w:bottom w:w="100.0" w:type="dxa"/>
+              <w:right w:w="100.0" w:type="dxa"/>
+            </w:tcMar>
+            <w:vAlign w:val="top"/>
+          </w:tcPr>
+          <w:p>
+            <w:pPr>
+              <w:keepNext w:val="0"/>
+              <w:keepLines w:val="0"/>
+              <w:pageBreakBefore w:val="0"/>
+              <w:widowControl w:val="0"/>
+              <w:pBdr>
+                <w:top w:space="0" w:sz="0" w:val="nil"/>
+                <w:left w:space="0" w:sz="0" w:val="nil"/>
+                <w:bottom w:space="0" w:sz="0" w:val="nil"/>
+                <w:right w:space="0" w:sz="0" w:val="nil"/>
+                <w:between w:space="0" w:sz="0" w:val="nil"/>
+              </w:pBdr>
+              <w:shd w:fill="auto" w:val="clear"/>
+              <w:spacing w:after="0" w:before="0" w:line="240" w:lineRule="auto"/>
+              <w:ind w:left="0" w:right="0" w:firstLine="0"/>
+              <w:jc w:val="left"/>
+              <w:rPr>
+                <w:rFonts w:ascii="Times New Roman" w:cs="Times New Roman" w:eastAsia="Times New Roman" w:hAnsi="Times New Roman"/>
+                <w:sz w:val="24"/>
+                <w:szCs w:val="24"/>
+              </w:rPr>
+            </w:pPr>
+            <w:r>
+              <w:rPr>
+                <w:rFonts w:ascii="Times New Roman" w:cs="Times New Roman" w:eastAsia="Times New Roman" w:hAnsi="Times New Roman"/>
+                <w:sz w:val="24"/>
+                <w:szCs w:val="24"/>
+                <w:rtl w:val="0"/>
+              </w:rPr>
+              <w:t xml:space="preserve">Cache_t</w:t>
+            </w:r>
+          </w:p>
+        </w:tc>
+        <w:tc>
+          <w:tcPr>
+            <w:shd w:fill="auto" w:val="clear"/>
+            <w:tcMar>
+              <w:top w:w="100.0" w:type="dxa"/>
+              <w:left w:w="100.0" w:type="dxa"/>
+              <w:bottom w:w="100.0" w:type="dxa"/>
+              <w:right w:w="100.0" w:type="dxa"/>
+            </w:tcMar>
+            <w:vAlign w:val="top"/>
+          </w:tcPr>
+          <w:p>
+            <w:pPr>
+              <w:keepNext w:val="0"/>
+              <w:keepLines w:val="0"/>
+              <w:pageBreakBefore w:val="0"/>
+              <w:widowControl w:val="0"/>
+              <w:pBdr>
+                <w:top w:space="0" w:sz="0" w:val="nil"/>
+                <w:left w:space="0" w:sz="0" w:val="nil"/>
+                <w:bottom w:space="0" w:sz="0" w:val="nil"/>
+                <w:right w:space="0" w:sz="0" w:val="nil"/>
+                <w:between w:space="0" w:sz="0" w:val="nil"/>
+              </w:pBdr>
+              <w:shd w:fill="auto" w:val="clear"/>
+              <w:spacing w:after="0" w:before="0" w:line="240" w:lineRule="auto"/>
+              <w:ind w:left="0" w:right="0" w:firstLine="0"/>
+              <w:jc w:val="left"/>
+              <w:rPr>
+                <w:rFonts w:ascii="Times New Roman" w:cs="Times New Roman" w:eastAsia="Times New Roman" w:hAnsi="Times New Roman"/>
+                <w:sz w:val="24"/>
+                <w:szCs w:val="24"/>
+              </w:rPr>
+            </w:pPr>
+            <w:r>
+              <w:rPr>
+                <w:rFonts w:ascii="Times New Roman" w:cs="Times New Roman" w:eastAsia="Times New Roman" w:hAnsi="Times New Roman"/>
+                <w:sz w:val="24"/>
+                <w:szCs w:val="24"/>
+                <w:rtl w:val="0"/>
+              </w:rPr>
+              <w:t xml:space="preserve">Represents the entire cache consisting of multiple sets</w:t>
+            </w:r>
+          </w:p>
+        </w:tc>
+      </w:tr>
+      <w:tr>
+        <w:trPr>
+          <w:cantSplit w:val="0"/>
+          <w:tblHeader w:val="0"/>
+        </w:trPr>
+        <w:tc>
+          <w:tcPr>
+            <w:shd w:fill="auto" w:val="clear"/>
+            <w:tcMar>
+              <w:top w:w="100.0" w:type="dxa"/>
+              <w:left w:w="100.0" w:type="dxa"/>
+              <w:bottom w:w="100.0" w:type="dxa"/>
+              <w:right w:w="100.0" w:type="dxa"/>
+            </w:tcMar>
+            <w:vAlign w:val="top"/>
+          </w:tcPr>
+          <w:p>
+            <w:pPr>
+              <w:keepNext w:val="0"/>
+              <w:keepLines w:val="0"/>
+              <w:pageBreakBefore w:val="0"/>
+              <w:widowControl w:val="0"/>
+              <w:pBdr>
+                <w:top w:space="0" w:sz="0" w:val="nil"/>
+                <w:left w:space="0" w:sz="0" w:val="nil"/>
+                <w:bottom w:space="0" w:sz="0" w:val="nil"/>
+                <w:right w:space="0" w:sz="0" w:val="nil"/>
+                <w:between w:space="0" w:sz="0" w:val="nil"/>
+              </w:pBdr>
+              <w:shd w:fill="auto" w:val="clear"/>
+              <w:spacing w:after="0" w:before="0" w:line="240" w:lineRule="auto"/>
+              <w:ind w:left="0" w:right="0" w:firstLine="0"/>
+              <w:jc w:val="left"/>
+              <w:rPr>
+                <w:rFonts w:ascii="Times New Roman" w:cs="Times New Roman" w:eastAsia="Times New Roman" w:hAnsi="Times New Roman"/>
+                <w:sz w:val="24"/>
+                <w:szCs w:val="24"/>
+              </w:rPr>
+            </w:pPr>
+            <w:r>
+              <w:rPr>
+                <w:rFonts w:ascii="Times New Roman" w:cs="Times New Roman" w:eastAsia="Times New Roman" w:hAnsi="Times New Roman"/>
+                <w:sz w:val="24"/>
+                <w:szCs w:val="24"/>
+                <w:rtl w:val="0"/>
+              </w:rPr>
+              <w:t xml:space="preserve">sets[16384]</w:t>
+            </w:r>
+          </w:p>
+        </w:tc>
+        <w:tc>
+          <w:tcPr>
+            <w:shd w:fill="auto" w:val="clear"/>
+            <w:tcMar>
+              <w:top w:w="100.0" w:type="dxa"/>
+              <w:left w:w="100.0" w:type="dxa"/>
+              <w:bottom w:w="100.0" w:type="dxa"/>
+              <w:right w:w="100.0" w:type="dxa"/>
+            </w:tcMar>
+            <w:vAlign w:val="top"/>
+          </w:tcPr>
+          <w:p>
+            <w:pPr>
+              <w:keepNext w:val="0"/>
+              <w:keepLines w:val="0"/>
+              <w:pageBreakBefore w:val="0"/>
+              <w:widowControl w:val="0"/>
+              <w:pBdr>
+                <w:top w:space="0" w:sz="0" w:val="nil"/>
+                <w:left w:space="0" w:sz="0" w:val="nil"/>
+                <w:bottom w:space="0" w:sz="0" w:val="nil"/>
+                <w:right w:space="0" w:sz="0" w:val="nil"/>
+                <w:between w:space="0" w:sz="0" w:val="nil"/>
+              </w:pBdr>
+              <w:shd w:fill="auto" w:val="clear"/>
+              <w:spacing w:after="0" w:before="0" w:line="240" w:lineRule="auto"/>
+              <w:ind w:left="0" w:right="0" w:firstLine="0"/>
+              <w:jc w:val="left"/>
+              <w:rPr>
+                <w:rFonts w:ascii="Times New Roman" w:cs="Times New Roman" w:eastAsia="Times New Roman" w:hAnsi="Times New Roman"/>
+                <w:sz w:val="24"/>
+                <w:szCs w:val="24"/>
+              </w:rPr>
+            </w:pPr>
+            <w:r>
+              <w:rPr>
+                <w:rFonts w:ascii="Times New Roman" w:cs="Times New Roman" w:eastAsia="Times New Roman" w:hAnsi="Times New Roman"/>
+                <w:sz w:val="24"/>
+                <w:szCs w:val="24"/>
+                <w:rtl w:val="0"/>
+              </w:rPr>
+              <w:t xml:space="preserve">Array of 16,384 CacheSet_t structures</w:t>
+            </w:r>
+          </w:p>
+        </w:tc>
+      </w:tr>
+      <w:tr>
+        <w:trPr>
+          <w:cantSplit w:val="0"/>
+          <w:tblHeader w:val="0"/>
+        </w:trPr>
+        <w:tc>
+          <w:tcPr>
+            <w:shd w:fill="auto" w:val="clear"/>
+            <w:tcMar>
+              <w:top w:w="100.0" w:type="dxa"/>
+              <w:left w:w="100.0" w:type="dxa"/>
+              <w:bottom w:w="100.0" w:type="dxa"/>
+              <w:right w:w="100.0" w:type="dxa"/>
+            </w:tcMar>
+            <w:vAlign w:val="top"/>
+          </w:tcPr>
+          <w:p>
+            <w:pPr>
+              <w:keepNext w:val="0"/>
+              <w:keepLines w:val="0"/>
+              <w:pageBreakBefore w:val="0"/>
+              <w:widowControl w:val="0"/>
+              <w:pBdr>
+                <w:top w:space="0" w:sz="0" w:val="nil"/>
+                <w:left w:space="0" w:sz="0" w:val="nil"/>
+                <w:bottom w:space="0" w:sz="0" w:val="nil"/>
+                <w:right w:space="0" w:sz="0" w:val="nil"/>
+                <w:between w:space="0" w:sz="0" w:val="nil"/>
+              </w:pBdr>
+              <w:shd w:fill="auto" w:val="clear"/>
+              <w:spacing w:after="0" w:before="0" w:line="240" w:lineRule="auto"/>
+              <w:ind w:left="0" w:right="0" w:firstLine="0"/>
+              <w:jc w:val="left"/>
+              <w:rPr>
+                <w:rFonts w:ascii="Times New Roman" w:cs="Times New Roman" w:eastAsia="Times New Roman" w:hAnsi="Times New Roman"/>
+                <w:sz w:val="24"/>
+                <w:szCs w:val="24"/>
+              </w:rPr>
+            </w:pPr>
+            <w:r>
+              <w:rPr>
+                <w:rFonts w:ascii="Times New Roman" w:cs="Times New Roman" w:eastAsia="Times New Roman" w:hAnsi="Times New Roman"/>
+                <w:sz w:val="24"/>
+                <w:szCs w:val="24"/>
+                <w:rtl w:val="0"/>
+              </w:rPr>
+              <w:t xml:space="preserve">CacheStats_t</w:t>
+            </w:r>
+          </w:p>
+        </w:tc>
+        <w:tc>
+          <w:tcPr>
+            <w:shd w:fill="auto" w:val="clear"/>
+            <w:tcMar>
+              <w:top w:w="100.0" w:type="dxa"/>
+              <w:left w:w="100.0" w:type="dxa"/>
+              <w:bottom w:w="100.0" w:type="dxa"/>
+              <w:right w:w="100.0" w:type="dxa"/>
+            </w:tcMar>
+            <w:vAlign w:val="top"/>
+          </w:tcPr>
+          <w:p>
+            <w:pPr>
+              <w:keepNext w:val="0"/>
+              <w:keepLines w:val="0"/>
+              <w:pageBreakBefore w:val="0"/>
+              <w:widowControl w:val="0"/>
+              <w:pBdr>
+                <w:top w:space="0" w:sz="0" w:val="nil"/>
+                <w:left w:space="0" w:sz="0" w:val="nil"/>
+                <w:bottom w:space="0" w:sz="0" w:val="nil"/>
+                <w:right w:space="0" w:sz="0" w:val="nil"/>
+                <w:between w:space="0" w:sz="0" w:val="nil"/>
+              </w:pBdr>
+              <w:shd w:fill="auto" w:val="clear"/>
+              <w:spacing w:after="0" w:before="0" w:line="240" w:lineRule="auto"/>
+              <w:ind w:left="0" w:right="0" w:firstLine="0"/>
+              <w:jc w:val="left"/>
+              <w:rPr>
+                <w:rFonts w:ascii="Times New Roman" w:cs="Times New Roman" w:eastAsia="Times New Roman" w:hAnsi="Times New Roman"/>
+                <w:sz w:val="24"/>
+                <w:szCs w:val="24"/>
+              </w:rPr>
+            </w:pPr>
+            <w:r>
+              <w:rPr>
+                <w:rFonts w:ascii="Times New Roman" w:cs="Times New Roman" w:eastAsia="Times New Roman" w:hAnsi="Times New Roman"/>
+                <w:sz w:val="24"/>
+                <w:szCs w:val="24"/>
+                <w:rtl w:val="0"/>
+              </w:rPr>
+              <w:t xml:space="preserve">Holds cache statistics counters</w:t>
+            </w:r>
+          </w:p>
+        </w:tc>
+      </w:tr>
+      <w:tr>
+        <w:trPr>
+          <w:cantSplit w:val="0"/>
+          <w:tblHeader w:val="0"/>
+        </w:trPr>
+        <w:tc>
+          <w:tcPr>
+            <w:shd w:fill="auto" w:val="clear"/>
+            <w:tcMar>
+              <w:top w:w="100.0" w:type="dxa"/>
+              <w:left w:w="100.0" w:type="dxa"/>
+              <w:bottom w:w="100.0" w:type="dxa"/>
+              <w:right w:w="100.0" w:type="dxa"/>
+            </w:tcMar>
+            <w:vAlign w:val="top"/>
+          </w:tcPr>
+          <w:p>
+            <w:pPr>
+              <w:keepNext w:val="0"/>
+              <w:keepLines w:val="0"/>
+              <w:pageBreakBefore w:val="0"/>
+              <w:widowControl w:val="0"/>
+              <w:pBdr>
+                <w:top w:space="0" w:sz="0" w:val="nil"/>
+                <w:left w:space="0" w:sz="0" w:val="nil"/>
+                <w:bottom w:space="0" w:sz="0" w:val="nil"/>
+                <w:right w:space="0" w:sz="0" w:val="nil"/>
+                <w:between w:space="0" w:sz="0" w:val="nil"/>
+              </w:pBdr>
+              <w:shd w:fill="auto" w:val="clear"/>
+              <w:spacing w:after="0" w:before="0" w:line="240" w:lineRule="auto"/>
+              <w:ind w:left="0" w:right="0" w:firstLine="0"/>
+              <w:jc w:val="left"/>
+              <w:rPr>
+                <w:rFonts w:ascii="Times New Roman" w:cs="Times New Roman" w:eastAsia="Times New Roman" w:hAnsi="Times New Roman"/>
+                <w:sz w:val="24"/>
+                <w:szCs w:val="24"/>
+              </w:rPr>
+            </w:pPr>
+            <w:r>
+              <w:rPr>
+                <w:rFonts w:ascii="Times New Roman" w:cs="Times New Roman" w:eastAsia="Times New Roman" w:hAnsi="Times New Roman"/>
+                <w:sz w:val="24"/>
+                <w:szCs w:val="24"/>
+                <w:rtl w:val="0"/>
+              </w:rPr>
+              <w:t xml:space="preserve">read_count</w:t>
+            </w:r>
+          </w:p>
+        </w:tc>
+        <w:tc>
+          <w:tcPr>
+            <w:shd w:fill="auto" w:val="clear"/>
+            <w:tcMar>
+              <w:top w:w="100.0" w:type="dxa"/>
+              <w:left w:w="100.0" w:type="dxa"/>
+              <w:bottom w:w="100.0" w:type="dxa"/>
+              <w:right w:w="100.0" w:type="dxa"/>
+            </w:tcMar>
+            <w:vAlign w:val="top"/>
+          </w:tcPr>
+          <w:p>
+            <w:pPr>
+              <w:keepNext w:val="0"/>
+              <w:keepLines w:val="0"/>
+              <w:pageBreakBefore w:val="0"/>
+              <w:widowControl w:val="0"/>
+              <w:pBdr>
+                <w:top w:space="0" w:sz="0" w:val="nil"/>
+                <w:left w:space="0" w:sz="0" w:val="nil"/>
+                <w:bottom w:space="0" w:sz="0" w:val="nil"/>
+                <w:right w:space="0" w:sz="0" w:val="nil"/>
+                <w:between w:space="0" w:sz="0" w:val="nil"/>
+              </w:pBdr>
+              <w:shd w:fill="auto" w:val="clear"/>
+              <w:spacing w:after="0" w:before="0" w:line="240" w:lineRule="auto"/>
+              <w:ind w:left="0" w:right="0" w:firstLine="0"/>
+              <w:jc w:val="left"/>
+              <w:rPr>
+                <w:rFonts w:ascii="Times New Roman" w:cs="Times New Roman" w:eastAsia="Times New Roman" w:hAnsi="Times New Roman"/>
+                <w:sz w:val="24"/>
+                <w:szCs w:val="24"/>
+              </w:rPr>
+            </w:pPr>
+            <w:r>
+              <w:rPr>
+                <w:rFonts w:ascii="Times New Roman" w:cs="Times New Roman" w:eastAsia="Times New Roman" w:hAnsi="Times New Roman"/>
+                <w:sz w:val="24"/>
+                <w:szCs w:val="24"/>
+                <w:rtl w:val="0"/>
+              </w:rPr>
+              <w:t xml:space="preserve">Number of cache reads</w:t>
+            </w:r>
+          </w:p>
+        </w:tc>
+      </w:tr>
+      <w:tr>
+        <w:trPr>
+          <w:cantSplit w:val="0"/>
+          <w:tblHeader w:val="0"/>
+        </w:trPr>
+        <w:tc>
+          <w:tcPr>
+            <w:shd w:fill="auto" w:val="clear"/>
+            <w:tcMar>
+              <w:top w:w="100.0" w:type="dxa"/>
+              <w:left w:w="100.0" w:type="dxa"/>
+              <w:bottom w:w="100.0" w:type="dxa"/>
+              <w:right w:w="100.0" w:type="dxa"/>
+            </w:tcMar>
+            <w:vAlign w:val="top"/>
+          </w:tcPr>
+          <w:p>
+            <w:pPr>
+              <w:keepNext w:val="0"/>
+              <w:keepLines w:val="0"/>
+              <w:pageBreakBefore w:val="0"/>
+              <w:widowControl w:val="0"/>
+              <w:pBdr>
+                <w:top w:space="0" w:sz="0" w:val="nil"/>
+                <w:left w:space="0" w:sz="0" w:val="nil"/>
+                <w:bottom w:space="0" w:sz="0" w:val="nil"/>
+                <w:right w:space="0" w:sz="0" w:val="nil"/>
+                <w:between w:space="0" w:sz="0" w:val="nil"/>
+              </w:pBdr>
+              <w:shd w:fill="auto" w:val="clear"/>
+              <w:spacing w:after="0" w:before="0" w:line="240" w:lineRule="auto"/>
+              <w:ind w:left="0" w:right="0" w:firstLine="0"/>
+              <w:jc w:val="left"/>
+              <w:rPr>
+                <w:rFonts w:ascii="Times New Roman" w:cs="Times New Roman" w:eastAsia="Times New Roman" w:hAnsi="Times New Roman"/>
+                <w:sz w:val="24"/>
+                <w:szCs w:val="24"/>
+              </w:rPr>
+            </w:pPr>
+            <w:r>
+              <w:rPr>
+                <w:rFonts w:ascii="Times New Roman" w:cs="Times New Roman" w:eastAsia="Times New Roman" w:hAnsi="Times New Roman"/>
+                <w:sz w:val="24"/>
+                <w:szCs w:val="24"/>
+                <w:rtl w:val="0"/>
+              </w:rPr>
+              <w:t xml:space="preserve">write_count</w:t>
+            </w:r>
+          </w:p>
+        </w:tc>
+        <w:tc>
+          <w:tcPr>
+            <w:shd w:fill="auto" w:val="clear"/>
+            <w:tcMar>
+              <w:top w:w="100.0" w:type="dxa"/>
+              <w:left w:w="100.0" w:type="dxa"/>
+              <w:bottom w:w="100.0" w:type="dxa"/>
+              <w:right w:w="100.0" w:type="dxa"/>
+            </w:tcMar>
+            <w:vAlign w:val="top"/>
+          </w:tcPr>
+          <w:p>
+            <w:pPr>
+              <w:keepNext w:val="0"/>
+              <w:keepLines w:val="0"/>
+              <w:pageBreakBefore w:val="0"/>
+              <w:widowControl w:val="0"/>
+              <w:pBdr>
+                <w:top w:space="0" w:sz="0" w:val="nil"/>
+                <w:left w:space="0" w:sz="0" w:val="nil"/>
+                <w:bottom w:space="0" w:sz="0" w:val="nil"/>
+                <w:right w:space="0" w:sz="0" w:val="nil"/>
+                <w:between w:space="0" w:sz="0" w:val="nil"/>
+              </w:pBdr>
+              <w:shd w:fill="auto" w:val="clear"/>
+              <w:spacing w:after="0" w:before="0" w:line="240" w:lineRule="auto"/>
+              <w:ind w:left="0" w:right="0" w:firstLine="0"/>
+              <w:jc w:val="left"/>
+              <w:rPr>
+                <w:rFonts w:ascii="Times New Roman" w:cs="Times New Roman" w:eastAsia="Times New Roman" w:hAnsi="Times New Roman"/>
+                <w:sz w:val="24"/>
+                <w:szCs w:val="24"/>
+              </w:rPr>
+            </w:pPr>
+            <w:r>
+              <w:rPr>
+                <w:rFonts w:ascii="Times New Roman" w:cs="Times New Roman" w:eastAsia="Times New Roman" w:hAnsi="Times New Roman"/>
+                <w:sz w:val="24"/>
+                <w:szCs w:val="24"/>
+                <w:rtl w:val="0"/>
+              </w:rPr>
+              <w:t xml:space="preserve">Number of cache writes</w:t>
+            </w:r>
+          </w:p>
+        </w:tc>
+      </w:tr>
+      <w:tr>
+        <w:trPr>
+          <w:cantSplit w:val="0"/>
+          <w:tblHeader w:val="0"/>
+        </w:trPr>
+        <w:tc>
+          <w:tcPr>
+            <w:shd w:fill="auto" w:val="clear"/>
+            <w:tcMar>
+              <w:top w:w="100.0" w:type="dxa"/>
+              <w:left w:w="100.0" w:type="dxa"/>
+              <w:bottom w:w="100.0" w:type="dxa"/>
+              <w:right w:w="100.0" w:type="dxa"/>
+            </w:tcMar>
+            <w:vAlign w:val="top"/>
+          </w:tcPr>
+          <w:p>
+            <w:pPr>
+              <w:keepNext w:val="0"/>
+              <w:keepLines w:val="0"/>
+              <w:pageBreakBefore w:val="0"/>
+              <w:widowControl w:val="0"/>
+              <w:pBdr>
+                <w:top w:space="0" w:sz="0" w:val="nil"/>
+                <w:left w:space="0" w:sz="0" w:val="nil"/>
+                <w:bottom w:space="0" w:sz="0" w:val="nil"/>
+                <w:right w:space="0" w:sz="0" w:val="nil"/>
+                <w:between w:space="0" w:sz="0" w:val="nil"/>
+              </w:pBdr>
+              <w:shd w:fill="auto" w:val="clear"/>
+              <w:spacing w:after="0" w:before="0" w:line="240" w:lineRule="auto"/>
+              <w:ind w:left="0" w:right="0" w:firstLine="0"/>
+              <w:jc w:val="left"/>
+              <w:rPr>
+                <w:rFonts w:ascii="Times New Roman" w:cs="Times New Roman" w:eastAsia="Times New Roman" w:hAnsi="Times New Roman"/>
+                <w:sz w:val="24"/>
+                <w:szCs w:val="24"/>
+              </w:rPr>
+            </w:pPr>
+            <w:r>
+              <w:rPr>
+                <w:rFonts w:ascii="Times New Roman" w:cs="Times New Roman" w:eastAsia="Times New Roman" w:hAnsi="Times New Roman"/>
+                <w:sz w:val="24"/>
+                <w:szCs w:val="24"/>
+                <w:rtl w:val="0"/>
+              </w:rPr>
+              <w:t xml:space="preserve">hit_count</w:t>
+            </w:r>
+          </w:p>
+        </w:tc>
+        <w:tc>
+          <w:tcPr>
+            <w:shd w:fill="auto" w:val="clear"/>
+            <w:tcMar>
+              <w:top w:w="100.0" w:type="dxa"/>
+              <w:left w:w="100.0" w:type="dxa"/>
+              <w:bottom w:w="100.0" w:type="dxa"/>
+              <w:right w:w="100.0" w:type="dxa"/>
+            </w:tcMar>
+            <w:vAlign w:val="top"/>
+          </w:tcPr>
+          <w:p>
+            <w:pPr>
+              <w:keepNext w:val="0"/>
+              <w:keepLines w:val="0"/>
+              <w:pageBreakBefore w:val="0"/>
+              <w:widowControl w:val="0"/>
+              <w:pBdr>
+                <w:top w:space="0" w:sz="0" w:val="nil"/>
+                <w:left w:space="0" w:sz="0" w:val="nil"/>
+                <w:bottom w:space="0" w:sz="0" w:val="nil"/>
+                <w:right w:space="0" w:sz="0" w:val="nil"/>
+                <w:between w:space="0" w:sz="0" w:val="nil"/>
+              </w:pBdr>
+              <w:shd w:fill="auto" w:val="clear"/>
+              <w:spacing w:after="0" w:before="0" w:line="240" w:lineRule="auto"/>
+              <w:ind w:left="0" w:right="0" w:firstLine="0"/>
+              <w:jc w:val="left"/>
+              <w:rPr>
+                <w:rFonts w:ascii="Times New Roman" w:cs="Times New Roman" w:eastAsia="Times New Roman" w:hAnsi="Times New Roman"/>
+                <w:sz w:val="24"/>
+                <w:szCs w:val="24"/>
+              </w:rPr>
+            </w:pPr>
+            <w:r>
+              <w:rPr>
+                <w:rFonts w:ascii="Times New Roman" w:cs="Times New Roman" w:eastAsia="Times New Roman" w:hAnsi="Times New Roman"/>
+                <w:sz w:val="24"/>
+                <w:szCs w:val="24"/>
+                <w:rtl w:val="0"/>
+              </w:rPr>
+              <w:t xml:space="preserve">Number of cache hits</w:t>
+            </w:r>
+          </w:p>
+        </w:tc>
+      </w:tr>
+      <w:tr>
+        <w:trPr>
+          <w:cantSplit w:val="0"/>
+          <w:tblHeader w:val="0"/>
+        </w:trPr>
+        <w:tc>
+          <w:tcPr>
+            <w:shd w:fill="auto" w:val="clear"/>
+            <w:tcMar>
+              <w:top w:w="100.0" w:type="dxa"/>
+              <w:left w:w="100.0" w:type="dxa"/>
+              <w:bottom w:w="100.0" w:type="dxa"/>
+              <w:right w:w="100.0" w:type="dxa"/>
+            </w:tcMar>
+            <w:vAlign w:val="top"/>
+          </w:tcPr>
+          <w:p>
+            <w:pPr>
+              <w:keepNext w:val="0"/>
+              <w:keepLines w:val="0"/>
+              <w:pageBreakBefore w:val="0"/>
+              <w:widowControl w:val="0"/>
+              <w:pBdr>
+                <w:top w:space="0" w:sz="0" w:val="nil"/>
+                <w:left w:space="0" w:sz="0" w:val="nil"/>
+                <w:bottom w:space="0" w:sz="0" w:val="nil"/>
+                <w:right w:space="0" w:sz="0" w:val="nil"/>
+                <w:between w:space="0" w:sz="0" w:val="nil"/>
+              </w:pBdr>
+              <w:shd w:fill="auto" w:val="clear"/>
+              <w:spacing w:after="0" w:before="0" w:line="240" w:lineRule="auto"/>
+              <w:ind w:left="0" w:right="0" w:firstLine="0"/>
+              <w:jc w:val="left"/>
+              <w:rPr>
+                <w:rFonts w:ascii="Times New Roman" w:cs="Times New Roman" w:eastAsia="Times New Roman" w:hAnsi="Times New Roman"/>
+                <w:sz w:val="24"/>
+                <w:szCs w:val="24"/>
+              </w:rPr>
+            </w:pPr>
+            <w:r>
+              <w:rPr>
+                <w:rFonts w:ascii="Times New Roman" w:cs="Times New Roman" w:eastAsia="Times New Roman" w:hAnsi="Times New Roman"/>
+                <w:sz w:val="24"/>
+                <w:szCs w:val="24"/>
+                <w:rtl w:val="0"/>
+              </w:rPr>
+              <w:t xml:space="preserve">miss_count</w:t>
+            </w:r>
+          </w:p>
+        </w:tc>
+        <w:tc>
+          <w:tcPr>
+            <w:shd w:fill="auto" w:val="clear"/>
+            <w:tcMar>
+              <w:top w:w="100.0" w:type="dxa"/>
+              <w:left w:w="100.0" w:type="dxa"/>
+              <w:bottom w:w="100.0" w:type="dxa"/>
+              <w:right w:w="100.0" w:type="dxa"/>
+            </w:tcMar>
+            <w:vAlign w:val="top"/>
+          </w:tcPr>
+          <w:p>
+            <w:pPr>
+              <w:keepNext w:val="0"/>
+              <w:keepLines w:val="0"/>
+              <w:pageBreakBefore w:val="0"/>
+              <w:widowControl w:val="0"/>
+              <w:pBdr>
+                <w:top w:space="0" w:sz="0" w:val="nil"/>
+                <w:left w:space="0" w:sz="0" w:val="nil"/>
+                <w:bottom w:space="0" w:sz="0" w:val="nil"/>
+                <w:right w:space="0" w:sz="0" w:val="nil"/>
+                <w:between w:space="0" w:sz="0" w:val="nil"/>
+              </w:pBdr>
+              <w:shd w:fill="auto" w:val="clear"/>
+              <w:spacing w:after="0" w:before="0" w:line="240" w:lineRule="auto"/>
+              <w:ind w:left="0" w:right="0" w:firstLine="0"/>
+              <w:jc w:val="left"/>
+              <w:rPr>
+                <w:rFonts w:ascii="Times New Roman" w:cs="Times New Roman" w:eastAsia="Times New Roman" w:hAnsi="Times New Roman"/>
+                <w:sz w:val="24"/>
+                <w:szCs w:val="24"/>
+              </w:rPr>
+            </w:pPr>
+            <w:r>
+              <w:rPr>
+                <w:rFonts w:ascii="Times New Roman" w:cs="Times New Roman" w:eastAsia="Times New Roman" w:hAnsi="Times New Roman"/>
+                <w:sz w:val="24"/>
+                <w:szCs w:val="24"/>
+                <w:rtl w:val="0"/>
+              </w:rPr>
+              <w:t xml:space="preserve">Number of cache misses</w:t>
+            </w:r>
+          </w:p>
+        </w:tc>
+      </w:tr>
+    </w:tbl>
+    <w:p>
+      <w:pPr>
+        <w:jc w:val="left"/>
+        <w:rPr>
+          <w:rFonts w:ascii="Times New Roman" w:cs="Times New Roman" w:eastAsia="Times New Roman" w:hAnsi="Times New Roman"/>
+          <w:sz w:val="24"/>
+          <w:szCs w:val="24"/>
+        </w:rPr>
+      </w:pPr>
+      <w:r>
+        <w:rPr>
+          <w:rtl w:val="0"/>
+        </w:rPr>
+      </w:r>
+    </w:p>
+    <w:p>
+      <w:pPr>
+        <w:jc w:val="left"/>
+        <w:rPr>
+          <w:rFonts w:ascii="Times New Roman" w:cs="Times New Roman" w:eastAsia="Times New Roman" w:hAnsi="Times New Roman"/>
+          <w:sz w:val="24"/>
+          <w:szCs w:val="24"/>
+        </w:rPr>
+      </w:pPr>
+      <w:r>
+        <w:rPr>
+          <w:rtl w:val="0"/>
+        </w:rPr>
+      </w:r>
+    </w:p>
+    <w:p>
+      <w:pPr>
+        <w:jc w:val="left"/>
+        <w:rPr>
+          <w:rFonts w:ascii="Times New Roman" w:cs="Times New Roman" w:eastAsia="Times New Roman" w:hAnsi="Times New Roman"/>
+          <w:sz w:val="24"/>
+          <w:szCs w:val="24"/>
+        </w:rPr>
+      </w:pPr>
+      <w:r>
+        <w:rPr>
+          <w:rtl w:val="0"/>
+        </w:rPr>
+      </w:r>
+    </w:p>
+    <w:p>
+      <w:pPr>
+        <w:jc w:val="left"/>
+        <w:rPr>
+          <w:rFonts w:ascii="Times New Roman" w:cs="Times New Roman" w:eastAsia="Times New Roman" w:hAnsi="Times New Roman"/>
           <w:b w:val="1"/>
           <w:sz w:val="24"/>
           <w:szCs w:val="24"/>
@@ -211,6 +2992,7 @@
       </w:pPr>
       <w:r>
         <w:rPr>
+          <w:rFonts w:ascii="Times New Roman" w:cs="Times New Roman" w:eastAsia="Times New Roman" w:hAnsi="Times New Roman"/>
           <w:b w:val="1"/>
           <w:sz w:val="24"/>
           <w:szCs w:val="24"/>
@@ -223,34 +3005,81 @@
       <w:pPr>
         <w:jc w:val="left"/>
         <w:rPr>
-          <w:sz w:val="24"/>
-          <w:szCs w:val="24"/>
-        </w:rPr>
-      </w:pPr>
-      <w:r>
-        <w:rPr>
-          <w:rtl w:val="0"/>
-        </w:rPr>
-      </w:r>
-    </w:p>
-    <w:p>
-      <w:pPr>
-        <w:jc w:val="left"/>
-        <w:rPr>
-          <w:sz w:val="24"/>
-          <w:szCs w:val="24"/>
-        </w:rPr>
-      </w:pPr>
-      <w:r>
-        <w:rPr>
-          <w:rtl w:val="0"/>
-        </w:rPr>
-      </w:r>
-    </w:p>
-    <w:p>
-      <w:pPr>
-        <w:jc w:val="left"/>
-        <w:rPr>
+          <w:rFonts w:ascii="Times New Roman" w:cs="Times New Roman" w:eastAsia="Times New Roman" w:hAnsi="Times New Roman"/>
+          <w:sz w:val="24"/>
+          <w:szCs w:val="24"/>
+        </w:rPr>
+      </w:pPr>
+      <w:r>
+        <w:rPr>
+          <w:rFonts w:ascii="Times New Roman" w:cs="Times New Roman" w:eastAsia="Times New Roman" w:hAnsi="Times New Roman"/>
+          <w:sz w:val="24"/>
+          <w:szCs w:val="24"/>
+          <w:rtl w:val="0"/>
+        </w:rPr>
+        <w:tab/>
+        <w:t xml:space="preserve">Our cache uses one source module, cache_simulator1. This module is described entirely within the file LLC_FINAL_MOD.sv.</w:t>
+      </w:r>
+    </w:p>
+    <w:p>
+      <w:pPr>
+        <w:jc w:val="left"/>
+        <w:rPr>
+          <w:rFonts w:ascii="Times New Roman" w:cs="Times New Roman" w:eastAsia="Times New Roman" w:hAnsi="Times New Roman"/>
+          <w:sz w:val="24"/>
+          <w:szCs w:val="24"/>
+        </w:rPr>
+      </w:pPr>
+      <w:r>
+        <w:rPr>
+          <w:rFonts w:ascii="Times New Roman" w:cs="Times New Roman" w:eastAsia="Times New Roman" w:hAnsi="Times New Roman"/>
+          <w:sz w:val="24"/>
+          <w:szCs w:val="24"/>
+          <w:rtl w:val="0"/>
+        </w:rPr>
+        <w:tab/>
+        <w:t xml:space="preserve">The module contains all of the functions mentioned in </w:t>
+      </w:r>
+      <w:r>
+        <w:rPr>
+          <w:rFonts w:ascii="Times New Roman" w:cs="Times New Roman" w:eastAsia="Times New Roman" w:hAnsi="Times New Roman"/>
+          <w:i w:val="1"/>
+          <w:sz w:val="24"/>
+          <w:szCs w:val="24"/>
+          <w:rtl w:val="0"/>
+        </w:rPr>
+        <w:t xml:space="preserve">1. Design Specification</w:t>
+      </w:r>
+      <w:r>
+        <w:rPr>
+          <w:rFonts w:ascii="Times New Roman" w:cs="Times New Roman" w:eastAsia="Times New Roman" w:hAnsi="Times New Roman"/>
+          <w:sz w:val="24"/>
+          <w:szCs w:val="24"/>
+          <w:rtl w:val="0"/>
+        </w:rPr>
+        <w:t xml:space="preserve">, as well as several internal functions for initializing the cache, processing addresses into tags/indices/offsets, managing MESI states and LRU bits, and interfacing with the terminal.</w:t>
+      </w:r>
+    </w:p>
+    <w:p>
+      <w:pPr>
+        <w:jc w:val="left"/>
+        <w:rPr>
+          <w:rFonts w:ascii="Times New Roman" w:cs="Times New Roman" w:eastAsia="Times New Roman" w:hAnsi="Times New Roman"/>
+          <w:sz w:val="24"/>
+          <w:szCs w:val="24"/>
+        </w:rPr>
+      </w:pPr>
+      <w:r>
+        <w:rPr>
+          <w:rtl w:val="0"/>
+        </w:rPr>
+      </w:r>
+    </w:p>
+    <w:p>
+      <w:pPr>
+        <w:jc w:val="left"/>
+        <w:rPr>
+          <w:rFonts w:ascii="Times New Roman" w:cs="Times New Roman" w:eastAsia="Times New Roman" w:hAnsi="Times New Roman"/>
           <w:b w:val="1"/>
           <w:sz w:val="24"/>
           <w:szCs w:val="24"/>
@@ -258,6 +3087,7 @@
       </w:pPr>
       <w:r>
         <w:rPr>
+          <w:rFonts w:ascii="Times New Roman" w:cs="Times New Roman" w:eastAsia="Times New Roman" w:hAnsi="Times New Roman"/>
           <w:b w:val="1"/>
           <w:sz w:val="24"/>
           <w:szCs w:val="24"/>
@@ -270,21 +3100,75 @@
       <w:pPr>
         <w:jc w:val="left"/>
         <w:rPr>
+          <w:rFonts w:ascii="Times New Roman" w:cs="Times New Roman" w:eastAsia="Times New Roman" w:hAnsi="Times New Roman"/>
+          <w:sz w:val="24"/>
+          <w:szCs w:val="24"/>
+        </w:rPr>
+      </w:pPr>
+      <w:r>
+        <w:rPr>
+          <w:rFonts w:ascii="Times New Roman" w:cs="Times New Roman" w:eastAsia="Times New Roman" w:hAnsi="Times New Roman"/>
           <w:b w:val="1"/>
           <w:sz w:val="24"/>
           <w:szCs w:val="24"/>
-        </w:rPr>
-      </w:pPr>
-      <w:r>
-        <w:rPr>
-          <w:rtl w:val="0"/>
-        </w:rPr>
-      </w:r>
-    </w:p>
-    <w:p>
-      <w:pPr>
-        <w:jc w:val="left"/>
-        <w:rPr>
+          <w:rtl w:val="0"/>
+        </w:rPr>
+        <w:tab/>
+      </w:r>
+      <w:r>
+        <w:rPr>
+          <w:rFonts w:ascii="Times New Roman" w:cs="Times New Roman" w:eastAsia="Times New Roman" w:hAnsi="Times New Roman"/>
+          <w:sz w:val="24"/>
+          <w:szCs w:val="24"/>
+          <w:rtl w:val="0"/>
+        </w:rPr>
+        <w:t xml:space="preserve">Our cache uses one associated module, trace_file_reader. This module is the testbench for cache_simulator1. It reads files format described in </w:t>
+      </w:r>
+      <w:r>
+        <w:rPr>
+          <w:rFonts w:ascii="Times New Roman" w:cs="Times New Roman" w:eastAsia="Times New Roman" w:hAnsi="Times New Roman"/>
+          <w:i w:val="1"/>
+          <w:sz w:val="24"/>
+          <w:szCs w:val="24"/>
+          <w:rtl w:val="0"/>
+        </w:rPr>
+        <w:t xml:space="preserve">1. Design Specification</w:t>
+      </w:r>
+      <w:r>
+        <w:rPr>
+          <w:rFonts w:ascii="Times New Roman" w:cs="Times New Roman" w:eastAsia="Times New Roman" w:hAnsi="Times New Roman"/>
+          <w:sz w:val="24"/>
+          <w:szCs w:val="24"/>
+          <w:rtl w:val="0"/>
+        </w:rPr>
+        <w:t xml:space="preserve"> and calls the appropriate function in cache_simulator1.</w:t>
+      </w:r>
+    </w:p>
+    <w:p>
+      <w:pPr>
+        <w:jc w:val="left"/>
+        <w:rPr>
+          <w:rFonts w:ascii="Times New Roman" w:cs="Times New Roman" w:eastAsia="Times New Roman" w:hAnsi="Times New Roman"/>
+          <w:sz w:val="24"/>
+          <w:szCs w:val="24"/>
+        </w:rPr>
+      </w:pPr>
+      <w:r>
+        <w:rPr>
+          <w:rFonts w:ascii="Times New Roman" w:cs="Times New Roman" w:eastAsia="Times New Roman" w:hAnsi="Times New Roman"/>
+          <w:sz w:val="24"/>
+          <w:szCs w:val="24"/>
+          <w:rtl w:val="0"/>
+        </w:rPr>
+        <w:tab/>
+        <w:t xml:space="preserve">Our testing process used the testbench with 9 trace files, each one testing one request type.</w:t>
+      </w:r>
+    </w:p>
+    <w:p>
+      <w:pPr>
+        <w:jc w:val="left"/>
+        <w:rPr>
+          <w:rFonts w:ascii="Times New Roman" w:cs="Times New Roman" w:eastAsia="Times New Roman" w:hAnsi="Times New Roman"/>
           <w:b w:val="1"/>
           <w:sz w:val="24"/>
           <w:szCs w:val="24"/>
@@ -300,6 +3184,7 @@
       <w:pPr>
         <w:jc w:val="left"/>
         <w:rPr>
+          <w:rFonts w:ascii="Times New Roman" w:cs="Times New Roman" w:eastAsia="Times New Roman" w:hAnsi="Times New Roman"/>
           <w:b w:val="1"/>
           <w:sz w:val="24"/>
           <w:szCs w:val="24"/>
@@ -307,6 +3192,7 @@
       </w:pPr>
       <w:r>
         <w:rPr>
+          <w:rFonts w:ascii="Times New Roman" w:cs="Times New Roman" w:eastAsia="Times New Roman" w:hAnsi="Times New Roman"/>
           <w:b w:val="1"/>
           <w:sz w:val="24"/>
           <w:szCs w:val="24"/>
@@ -319,34 +3205,237 @@
       <w:pPr>
         <w:jc w:val="left"/>
         <w:rPr>
-          <w:sz w:val="24"/>
-          <w:szCs w:val="24"/>
-        </w:rPr>
-      </w:pPr>
-      <w:r>
-        <w:rPr>
-          <w:rtl w:val="0"/>
-        </w:rPr>
-      </w:r>
-    </w:p>
-    <w:p>
-      <w:pPr>
-        <w:jc w:val="left"/>
-        <w:rPr>
-          <w:sz w:val="24"/>
-          <w:szCs w:val="24"/>
-        </w:rPr>
-      </w:pPr>
-      <w:r>
-        <w:rPr>
-          <w:rtl w:val="0"/>
-        </w:rPr>
-      </w:r>
-    </w:p>
-    <w:p>
-      <w:pPr>
-        <w:jc w:val="left"/>
-        <w:rPr>
+          <w:rFonts w:ascii="Times New Roman" w:cs="Times New Roman" w:eastAsia="Times New Roman" w:hAnsi="Times New Roman"/>
+          <w:sz w:val="24"/>
+          <w:szCs w:val="24"/>
+        </w:rPr>
+      </w:pPr>
+      <w:r>
+        <w:rPr>
+          <w:rFonts w:ascii="Times New Roman" w:cs="Times New Roman" w:eastAsia="Times New Roman" w:hAnsi="Times New Roman"/>
+          <w:sz w:val="24"/>
+          <w:szCs w:val="24"/>
+          <w:rtl w:val="0"/>
+        </w:rPr>
+        <w:tab/>
+        <w:t xml:space="preserve">Our testing process used a suite of 9 trace files. The expected results are described in README.md in the Test Cases directory.</w:t>
+      </w:r>
+    </w:p>
+    <w:p>
+      <w:pPr>
+        <w:ind w:firstLine="720"/>
+        <w:jc w:val="left"/>
+        <w:rPr>
+          <w:rFonts w:ascii="Times New Roman" w:cs="Times New Roman" w:eastAsia="Times New Roman" w:hAnsi="Times New Roman"/>
+          <w:sz w:val="24"/>
+          <w:szCs w:val="24"/>
+        </w:rPr>
+      </w:pPr>
+      <w:r>
+        <w:rPr>
+          <w:rFonts w:ascii="Times New Roman" w:cs="Times New Roman" w:eastAsia="Times New Roman" w:hAnsi="Times New Roman"/>
+          <w:sz w:val="24"/>
+          <w:szCs w:val="24"/>
+          <w:rtl w:val="0"/>
+        </w:rPr>
+        <w:t xml:space="preserve">testcase_0_read (read request): Tests maximum and minimum addresses (00000000, FFFFFFFF), read miss, read hit, read miss/evict, addresses of &lt;4 bytes, and case-insensitive addresses. It expects 35 reads, 0 writes, 16 hits, 19 misses, and a ratio of 0.457. Set 0 should contain the addresses 00200000, 00300000, 00400000, 00500000, 00600000, 00700000, 00800000, 00900000, 00A00000, 00B00000, 00C00000, 00D00000, 00E00000, 00F00000, 01000000, and 00000000. Set 3FFF should contain the address FFFFFFFF.</w:t>
+      </w:r>
+    </w:p>
+    <w:p>
+      <w:pPr>
+        <w:jc w:val="left"/>
+        <w:rPr>
+          <w:rFonts w:ascii="Times New Roman" w:cs="Times New Roman" w:eastAsia="Times New Roman" w:hAnsi="Times New Roman"/>
+          <w:sz w:val="24"/>
+          <w:szCs w:val="24"/>
+        </w:rPr>
+      </w:pPr>
+      <w:r>
+        <w:rPr>
+          <w:rFonts w:ascii="Times New Roman" w:cs="Times New Roman" w:eastAsia="Times New Roman" w:hAnsi="Times New Roman"/>
+          <w:sz w:val="24"/>
+          <w:szCs w:val="24"/>
+          <w:rtl w:val="0"/>
+        </w:rPr>
+        <w:tab/>
+        <w:t xml:space="preserve">testcase_1_write (write request): Tests maximum and minimum addresses, write miss, write hit, write miss/evict, addresses of &lt;4 bytes, case-insensitive addresses, and MESI state transitions. It expects 2 reads, 37 writes, 18 hits, 21 misses, and a ratio of 0.462. Set 0 should contain the addresses 00400000, 00500000, 00600000, 00700000, 00800000, 00900000, 00A00000, 00B00000, 00C00000, 00D00000, 00E00000, 00F00000, 01000000, 00000000, 00000002, and 01100000. Set 3FFF should contain the address FFFFFFFF. 00000002 and 01100000 should be in the M state.</w:t>
+      </w:r>
+    </w:p>
+    <w:p>
+      <w:pPr>
+        <w:jc w:val="left"/>
+        <w:rPr>
+          <w:rFonts w:ascii="Times New Roman" w:cs="Times New Roman" w:eastAsia="Times New Roman" w:hAnsi="Times New Roman"/>
+          <w:sz w:val="24"/>
+          <w:szCs w:val="24"/>
+        </w:rPr>
+      </w:pPr>
+      <w:r>
+        <w:rPr>
+          <w:rFonts w:ascii="Times New Roman" w:cs="Times New Roman" w:eastAsia="Times New Roman" w:hAnsi="Times New Roman"/>
+          <w:sz w:val="24"/>
+          <w:szCs w:val="24"/>
+          <w:rtl w:val="0"/>
+        </w:rPr>
+        <w:tab/>
+        <w:t xml:space="preserve">testcase_2_instruction (read request from instruction cache): Identical to testcase_0_read. The LLC is a unified cache and does not distinguish instruction from data.</w:t>
+      </w:r>
+    </w:p>
+    <w:p>
+      <w:pPr>
+        <w:jc w:val="left"/>
+        <w:rPr>
+          <w:rFonts w:ascii="Times New Roman" w:cs="Times New Roman" w:eastAsia="Times New Roman" w:hAnsi="Times New Roman"/>
+          <w:sz w:val="24"/>
+          <w:szCs w:val="24"/>
+        </w:rPr>
+      </w:pPr>
+      <w:r>
+        <w:rPr>
+          <w:rFonts w:ascii="Times New Roman" w:cs="Times New Roman" w:eastAsia="Times New Roman" w:hAnsi="Times New Roman"/>
+          <w:sz w:val="24"/>
+          <w:szCs w:val="24"/>
+          <w:rtl w:val="0"/>
+        </w:rPr>
+        <w:tab/>
+        <w:t xml:space="preserve">testcase_3_snoopread (snooped read request): Tests maximum and minimum addresses, MESI state transitions, addresses of &lt;4 bytes, and case-insensitive addresses. It expects 22 reads, 1 write, 18 hits, 5 misses, and a ratio of 0.783. Set 0 should contain the addresses 00000002, 00100002, 00200002, and 00000000. Set 3FFF should contain the address FFFFFFFF. 00000002, 00100002, and 00200002 should all be in the S state.</w:t>
+      </w:r>
+    </w:p>
+    <w:p>
+      <w:pPr>
+        <w:jc w:val="left"/>
+        <w:rPr>
+          <w:rFonts w:ascii="Times New Roman" w:cs="Times New Roman" w:eastAsia="Times New Roman" w:hAnsi="Times New Roman"/>
+          <w:sz w:val="24"/>
+          <w:szCs w:val="24"/>
+        </w:rPr>
+      </w:pPr>
+      <w:r>
+        <w:rPr>
+          <w:rFonts w:ascii="Times New Roman" w:cs="Times New Roman" w:eastAsia="Times New Roman" w:hAnsi="Times New Roman"/>
+          <w:sz w:val="24"/>
+          <w:szCs w:val="24"/>
+          <w:rtl w:val="0"/>
+        </w:rPr>
+        <w:tab/>
+        <w:t xml:space="preserve">testcase_4_snoopwrite (snooped write request): Tests maximum and minimum addresses, addresses of &lt;4 bytes, and case-insensitive addresses. It expects 0 reads, 16 writes, 14 hits, 2 misses, and a ratio of 0.875. Set 0 should contain the address 00000000. Set 3FFF should contain the address FFFFFFFF.</w:t>
+      </w:r>
+    </w:p>
+    <w:p>
+      <w:pPr>
+        <w:jc w:val="left"/>
+        <w:rPr>
+          <w:rFonts w:ascii="Times New Roman" w:cs="Times New Roman" w:eastAsia="Times New Roman" w:hAnsi="Times New Roman"/>
+          <w:sz w:val="24"/>
+          <w:szCs w:val="24"/>
+        </w:rPr>
+      </w:pPr>
+      <w:r>
+        <w:rPr>
+          <w:rFonts w:ascii="Times New Roman" w:cs="Times New Roman" w:eastAsia="Times New Roman" w:hAnsi="Times New Roman"/>
+          <w:sz w:val="24"/>
+          <w:szCs w:val="24"/>
+          <w:rtl w:val="0"/>
+        </w:rPr>
+        <w:tab/>
+        <w:t xml:space="preserve">testcase_5_snoopmodify (snooped read request with intent to modify): Tests maximum and minimum addresses, MESI state transitions, addresses of &lt;4 bytes, and case-insensitive addresses. It expects 21 reads, 1 write, 3 hits, 19 misses, and a ratio of 0.136. All sets should have all their ways in the invalid state. There should be 1 bus operation (bus write flushwb) for address 00200002. There should be 3 invalidate commands sent to L1 for addresses 00000002, 00100000, and 00200002.</w:t>
+      </w:r>
+    </w:p>
+    <w:p>
+      <w:pPr>
+        <w:jc w:val="left"/>
+        <w:rPr>
+          <w:rFonts w:ascii="Times New Roman" w:cs="Times New Roman" w:eastAsia="Times New Roman" w:hAnsi="Times New Roman"/>
+          <w:sz w:val="24"/>
+          <w:szCs w:val="24"/>
+        </w:rPr>
+      </w:pPr>
+      <w:r>
+        <w:rPr>
+          <w:rFonts w:ascii="Times New Roman" w:cs="Times New Roman" w:eastAsia="Times New Roman" w:hAnsi="Times New Roman"/>
+          <w:sz w:val="24"/>
+          <w:szCs w:val="24"/>
+          <w:rtl w:val="0"/>
+        </w:rPr>
+        <w:tab/>
+        <w:t xml:space="preserve">testcase_6_snoopinvalidate (snooped invalidate command): Tests maximum and minimum addresses, MESI state transitions, addresses of &lt;4 bytes, and case-insensitive addresses. It expects 2 reads, 0 writes, 0 hits, 2 misses, and a ratio of 0.000. All sets should have all their ways in the invalid state.</w:t>
+      </w:r>
+    </w:p>
+    <w:p>
+      <w:pPr>
+        <w:jc w:val="left"/>
+        <w:rPr>
+          <w:rFonts w:ascii="Times New Roman" w:cs="Times New Roman" w:eastAsia="Times New Roman" w:hAnsi="Times New Roman"/>
+          <w:sz w:val="24"/>
+          <w:szCs w:val="24"/>
+        </w:rPr>
+      </w:pPr>
+      <w:r>
+        <w:rPr>
+          <w:rFonts w:ascii="Times New Roman" w:cs="Times New Roman" w:eastAsia="Times New Roman" w:hAnsi="Times New Roman"/>
+          <w:sz w:val="24"/>
+          <w:szCs w:val="24"/>
+          <w:rtl w:val="0"/>
+        </w:rPr>
+        <w:tab/>
+        <w:t xml:space="preserve">testcase_8_clear (clear cache): Performs a read on the maximum and minimum addresses, then runs operation 8 (clear cache). All sets should have all their ways in the invalid state.</w:t>
+      </w:r>
+    </w:p>
+    <w:p>
+      <w:pPr>
+        <w:jc w:val="left"/>
+        <w:rPr>
+          <w:rFonts w:ascii="Times New Roman" w:cs="Times New Roman" w:eastAsia="Times New Roman" w:hAnsi="Times New Roman"/>
+          <w:sz w:val="24"/>
+          <w:szCs w:val="24"/>
+        </w:rPr>
+      </w:pPr>
+      <w:r>
+        <w:rPr>
+          <w:rFonts w:ascii="Times New Roman" w:cs="Times New Roman" w:eastAsia="Times New Roman" w:hAnsi="Times New Roman"/>
+          <w:sz w:val="24"/>
+          <w:szCs w:val="24"/>
+          <w:rtl w:val="0"/>
+        </w:rPr>
+        <w:tab/>
+        <w:t xml:space="preserve">testcase_9_print (print cache contents): Loads in the maximum and minimum addresses, addresses in M, E, and S states, and fills all the ways of a single set. It expects 19 reads, 1 write, 0 hits, 20 misses, and a ratio of 0.000. Set 0 should contain the address 00000000. Set 1 should contain the address 00000042. Set 2 should contain the address 00000080. Set 3FFE should contain the addresses 000FFF82, 001FFF82, 002FFF82, 003FFF82, 004FFF82, 005FFF82, 006FFF82, 007FFF82, 008FFF82, 009FFF82, 00AFFF82, 00BFFF82, 00CFFF82, 00DFFF82, 00EFFF82, and 00FFFF82. Set 3FFF should contain the address FFFFFFFF. 00000042 should be in the E state, 00000080 should be in the S state, and 00FFF82 should be in the M state.</w:t>
+      </w:r>
+    </w:p>
+    <w:p>
+      <w:pPr>
+        <w:jc w:val="left"/>
+        <w:rPr>
+          <w:rFonts w:ascii="Times New Roman" w:cs="Times New Roman" w:eastAsia="Times New Roman" w:hAnsi="Times New Roman"/>
+          <w:sz w:val="24"/>
+          <w:szCs w:val="24"/>
+        </w:rPr>
+      </w:pPr>
+      <w:r>
+        <w:rPr>
+          <w:rtl w:val="0"/>
+        </w:rPr>
+      </w:r>
+    </w:p>
+    <w:p>
+      <w:pPr>
+        <w:jc w:val="left"/>
+        <w:rPr>
+          <w:rFonts w:ascii="Times New Roman" w:cs="Times New Roman" w:eastAsia="Times New Roman" w:hAnsi="Times New Roman"/>
+          <w:sz w:val="24"/>
+          <w:szCs w:val="24"/>
+        </w:rPr>
+      </w:pPr>
+      <w:r>
+        <w:rPr>
+          <w:rtl w:val="0"/>
+        </w:rPr>
+      </w:r>
+    </w:p>
+    <w:p>
+      <w:pPr>
+        <w:jc w:val="left"/>
+        <w:rPr>
+          <w:rFonts w:ascii="Times New Roman" w:cs="Times New Roman" w:eastAsia="Times New Roman" w:hAnsi="Times New Roman"/>
           <w:b w:val="1"/>
           <w:sz w:val="24"/>
           <w:szCs w:val="24"/>
@@ -354,6 +3443,7 @@
       </w:pPr>
       <w:r>
         <w:rPr>
+          <w:rFonts w:ascii="Times New Roman" w:cs="Times New Roman" w:eastAsia="Times New Roman" w:hAnsi="Times New Roman"/>
           <w:b w:val="1"/>
           <w:sz w:val="24"/>
           <w:szCs w:val="24"/>
@@ -365,12 +3455,14 @@
     <w:p>
       <w:pPr>
         <w:rPr>
-          <w:sz w:val="24"/>
-          <w:szCs w:val="24"/>
-        </w:rPr>
-      </w:pPr>
-      <w:r>
-        <w:rPr>
+          <w:rFonts w:ascii="Times New Roman" w:cs="Times New Roman" w:eastAsia="Times New Roman" w:hAnsi="Times New Roman"/>
+          <w:sz w:val="24"/>
+          <w:szCs w:val="24"/>
+        </w:rPr>
+      </w:pPr>
+      <w:r>
+        <w:rPr>
+          <w:rFonts w:ascii="Times New Roman" w:cs="Times New Roman" w:eastAsia="Times New Roman" w:hAnsi="Times New Roman"/>
           <w:sz w:val="24"/>
           <w:szCs w:val="24"/>
           <w:rtl w:val="0"/>
@@ -381,12 +3473,14 @@
     <w:p>
       <w:pPr>
         <w:rPr>
-          <w:sz w:val="24"/>
-          <w:szCs w:val="24"/>
-        </w:rPr>
-      </w:pPr>
-      <w:r>
-        <w:rPr>
+          <w:rFonts w:ascii="Times New Roman" w:cs="Times New Roman" w:eastAsia="Times New Roman" w:hAnsi="Times New Roman"/>
+          <w:sz w:val="24"/>
+          <w:szCs w:val="24"/>
+        </w:rPr>
+      </w:pPr>
+      <w:r>
+        <w:rPr>
+          <w:rFonts w:ascii="Times New Roman" w:cs="Times New Roman" w:eastAsia="Times New Roman" w:hAnsi="Times New Roman"/>
           <w:sz w:val="24"/>
           <w:szCs w:val="24"/>
           <w:rtl w:val="0"/>
@@ -397,12 +3491,14 @@
     <w:p>
       <w:pPr>
         <w:rPr>
-          <w:sz w:val="24"/>
-          <w:szCs w:val="24"/>
-        </w:rPr>
-      </w:pPr>
-      <w:r>
-        <w:rPr>
+          <w:rFonts w:ascii="Times New Roman" w:cs="Times New Roman" w:eastAsia="Times New Roman" w:hAnsi="Times New Roman"/>
+          <w:sz w:val="24"/>
+          <w:szCs w:val="24"/>
+        </w:rPr>
+      </w:pPr>
+      <w:r>
+        <w:rPr>
+          <w:rFonts w:ascii="Times New Roman" w:cs="Times New Roman" w:eastAsia="Times New Roman" w:hAnsi="Times New Roman"/>
           <w:sz w:val="24"/>
           <w:szCs w:val="24"/>
           <w:rtl w:val="0"/>
@@ -413,12 +3509,14 @@
     <w:p>
       <w:pPr>
         <w:rPr>
-          <w:sz w:val="24"/>
-          <w:szCs w:val="24"/>
-        </w:rPr>
-      </w:pPr>
-      <w:r>
-        <w:rPr>
+          <w:rFonts w:ascii="Times New Roman" w:cs="Times New Roman" w:eastAsia="Times New Roman" w:hAnsi="Times New Roman"/>
+          <w:sz w:val="24"/>
+          <w:szCs w:val="24"/>
+        </w:rPr>
+      </w:pPr>
+      <w:r>
+        <w:rPr>
+          <w:rFonts w:ascii="Times New Roman" w:cs="Times New Roman" w:eastAsia="Times New Roman" w:hAnsi="Times New Roman"/>
           <w:sz w:val="24"/>
           <w:szCs w:val="24"/>
           <w:rtl w:val="0"/>
@@ -436,7 +3534,121 @@
 </file>
 
 <file path=word/numbering.xml><?xml version="1.0" encoding="utf-8"?>
-<w:numbering xmlns:mc="http://schemas.openxmlformats.org/markup-compatibility/2006" xmlns:o="urn:schemas-microsoft-com:office:office" xmlns:r="http://schemas.openxmlformats.org/officeDocument/2006/relationships" xmlns:m="http://schemas.openxmlformats.org/officeDocument/2006/math" xmlns:v="urn:schemas-microsoft-com:vml" xmlns:wp="http://schemas.openxmlformats.org/drawingml/2006/wordprocessingDrawing" xmlns:w10="urn:schemas-microsoft-com:office:word" xmlns:w="http://schemas.openxmlformats.org/wordprocessingml/2006/main" xmlns:wne="http://schemas.microsoft.com/office/word/2006/wordml" xmlns:sl="http://schemas.openxmlformats.org/schemaLibrary/2006/main" xmlns:a="http://schemas.openxmlformats.org/drawingml/2006/main" xmlns:pic="http://schemas.openxmlformats.org/drawingml/2006/picture" xmlns:c="http://schemas.openxmlformats.org/drawingml/2006/chart" xmlns:lc="http://schemas.openxmlformats.org/drawingml/2006/lockedCanvas" xmlns:dgm="http://schemas.openxmlformats.org/drawingml/2006/diagram" xmlns:wps="http://schemas.microsoft.com/office/word/2010/wordprocessingShape" xmlns:wpg="http://schemas.microsoft.com/office/word/2010/wordprocessingGroup" xmlns:w14="http://schemas.microsoft.com/office/word/2010/wordml" xmlns:w15="http://schemas.microsoft.com/office/word/2012/wordml" xmlns:w16="http://schemas.microsoft.com/office/word/2018/wordml" xmlns:w16cex="http://schemas.microsoft.com/office/word/2018/wordml/cex" xmlns:w16cid="http://schemas.microsoft.com/office/word/2016/wordml/cid" xmlns="http://schemas.microsoft.com/office/tasks/2019/documenttasks" xmlns:cr="http://schemas.microsoft.com/office/comments/2020/reactions"/>
+<w:numbering xmlns:mc="http://schemas.openxmlformats.org/markup-compatibility/2006" xmlns:o="urn:schemas-microsoft-com:office:office" xmlns:r="http://schemas.openxmlformats.org/officeDocument/2006/relationships" xmlns:m="http://schemas.openxmlformats.org/officeDocument/2006/math" xmlns:v="urn:schemas-microsoft-com:vml" xmlns:wp="http://schemas.openxmlformats.org/drawingml/2006/wordprocessingDrawing" xmlns:w10="urn:schemas-microsoft-com:office:word" xmlns:w="http://schemas.openxmlformats.org/wordprocessingml/2006/main" xmlns:wne="http://schemas.microsoft.com/office/word/2006/wordml" xmlns:sl="http://schemas.openxmlformats.org/schemaLibrary/2006/main" xmlns:a="http://schemas.openxmlformats.org/drawingml/2006/main" xmlns:pic="http://schemas.openxmlformats.org/drawingml/2006/picture" xmlns:c="http://schemas.openxmlformats.org/drawingml/2006/chart" xmlns:lc="http://schemas.openxmlformats.org/drawingml/2006/lockedCanvas" xmlns:dgm="http://schemas.openxmlformats.org/drawingml/2006/diagram" xmlns:wps="http://schemas.microsoft.com/office/word/2010/wordprocessingShape" xmlns:wpg="http://schemas.microsoft.com/office/word/2010/wordprocessingGroup" xmlns:w14="http://schemas.microsoft.com/office/word/2010/wordml" xmlns:w15="http://schemas.microsoft.com/office/word/2012/wordml" xmlns:w16="http://schemas.microsoft.com/office/word/2018/wordml" xmlns:w16cex="http://schemas.microsoft.com/office/word/2018/wordml/cex" xmlns:w16cid="http://schemas.microsoft.com/office/word/2016/wordml/cid" xmlns="http://schemas.microsoft.com/office/tasks/2019/documenttasks" xmlns:cr="http://schemas.microsoft.com/office/comments/2020/reactions">
+  <w:abstractNum w:abstractNumId="1">
+    <w:lvl w:ilvl="0">
+      <w:start w:val="1"/>
+      <w:numFmt w:val="bullet"/>
+      <w:lvlText w:val="●"/>
+      <w:lvlJc w:val="left"/>
+      <w:pPr>
+        <w:ind w:left="720" w:hanging="360"/>
+      </w:pPr>
+      <w:rPr>
+        <w:u w:val="none"/>
+      </w:rPr>
+    </w:lvl>
+    <w:lvl w:ilvl="1">
+      <w:start w:val="1"/>
+      <w:numFmt w:val="bullet"/>
+      <w:lvlText w:val="○"/>
+      <w:lvlJc w:val="left"/>
+      <w:pPr>
+        <w:ind w:left="1440" w:hanging="360"/>
+      </w:pPr>
+      <w:rPr>
+        <w:u w:val="none"/>
+      </w:rPr>
+    </w:lvl>
+    <w:lvl w:ilvl="2">
+      <w:start w:val="1"/>
+      <w:numFmt w:val="bullet"/>
+      <w:lvlText w:val="■"/>
+      <w:lvlJc w:val="left"/>
+      <w:pPr>
+        <w:ind w:left="2160" w:hanging="360"/>
+      </w:pPr>
+      <w:rPr>
+        <w:u w:val="none"/>
+      </w:rPr>
+    </w:lvl>
+    <w:lvl w:ilvl="3">
+      <w:start w:val="1"/>
+      <w:numFmt w:val="bullet"/>
+      <w:lvlText w:val="●"/>
+      <w:lvlJc w:val="left"/>
+      <w:pPr>
+        <w:ind w:left="2880" w:hanging="360"/>
+      </w:pPr>
+      <w:rPr>
+        <w:u w:val="none"/>
+      </w:rPr>
+    </w:lvl>
+    <w:lvl w:ilvl="4">
+      <w:start w:val="1"/>
+      <w:numFmt w:val="bullet"/>
+      <w:lvlText w:val="○"/>
+      <w:lvlJc w:val="left"/>
+      <w:pPr>
+        <w:ind w:left="3600" w:hanging="360"/>
+      </w:pPr>
+      <w:rPr>
+        <w:u w:val="none"/>
+      </w:rPr>
+    </w:lvl>
+    <w:lvl w:ilvl="5">
+      <w:start w:val="1"/>
+      <w:numFmt w:val="bullet"/>
+      <w:lvlText w:val="■"/>
+      <w:lvlJc w:val="left"/>
+      <w:pPr>
+        <w:ind w:left="4320" w:hanging="360"/>
+      </w:pPr>
+      <w:rPr>
+        <w:u w:val="none"/>
+      </w:rPr>
+    </w:lvl>
+    <w:lvl w:ilvl="6">
+      <w:start w:val="1"/>
+      <w:numFmt w:val="bullet"/>
+      <w:lvlText w:val="●"/>
+      <w:lvlJc w:val="left"/>
+      <w:pPr>
+        <w:ind w:left="5040" w:hanging="360"/>
+      </w:pPr>
+      <w:rPr>
+        <w:u w:val="none"/>
+      </w:rPr>
+    </w:lvl>
+    <w:lvl w:ilvl="7">
+      <w:start w:val="1"/>
+      <w:numFmt w:val="bullet"/>
+      <w:lvlText w:val="○"/>
+      <w:lvlJc w:val="left"/>
+      <w:pPr>
+        <w:ind w:left="5760" w:hanging="360"/>
+      </w:pPr>
+      <w:rPr>
+        <w:u w:val="none"/>
+      </w:rPr>
+    </w:lvl>
+    <w:lvl w:ilvl="8">
+      <w:start w:val="1"/>
+      <w:numFmt w:val="bullet"/>
+      <w:lvlText w:val="■"/>
+      <w:lvlJc w:val="left"/>
+      <w:pPr>
+        <w:ind w:left="6480" w:hanging="360"/>
+      </w:pPr>
+      <w:rPr>
+        <w:u w:val="none"/>
+      </w:rPr>
+    </w:lvl>
+  </w:abstractNum>
+  <w:num w:numId="1">
+    <w:abstractNumId w:val="1"/>
+  </w:num>
+</w:numbering>
 </file>
 
 <file path=word/styles.xml><?xml version="1.0" encoding="utf-8"?>
@@ -591,6 +3803,32 @@
       <w:sz w:val="30"/>
       <w:szCs w:val="30"/>
     </w:rPr>
+  </w:style>
+  <w:style w:type="table" w:styleId="Table1">
+    <w:basedOn w:val="TableNormal"/>
+    <w:tblPr>
+      <w:tblStyleRowBandSize w:val="1"/>
+      <w:tblStyleColBandSize w:val="1"/>
+      <w:tblCellMar>
+        <w:top w:w="100.0" w:type="dxa"/>
+        <w:left w:w="100.0" w:type="dxa"/>
+        <w:bottom w:w="100.0" w:type="dxa"/>
+        <w:right w:w="100.0" w:type="dxa"/>
+      </w:tblCellMar>
+    </w:tblPr>
+  </w:style>
+  <w:style w:type="table" w:styleId="Table2">
+    <w:basedOn w:val="TableNormal"/>
+    <w:tblPr>
+      <w:tblStyleRowBandSize w:val="1"/>
+      <w:tblStyleColBandSize w:val="1"/>
+      <w:tblCellMar>
+        <w:top w:w="100.0" w:type="dxa"/>
+        <w:left w:w="100.0" w:type="dxa"/>
+        <w:bottom w:w="100.0" w:type="dxa"/>
+        <w:right w:w="100.0" w:type="dxa"/>
+      </w:tblCellMar>
+    </w:tblPr>
   </w:style>
 </w:styles>
 </file>

--- a/Documentation/Project Report.docx
+++ b/Documentation/Project Report.docx
@@ -3238,7 +3238,7 @@
           <w:szCs w:val="24"/>
           <w:rtl w:val="0"/>
         </w:rPr>
-        <w:t xml:space="preserve">testcase_0_read (read request): Tests maximum and minimum addresses (00000000, FFFFFFFF), read miss, read hit, read miss/evict, addresses of &lt;4 bytes, and case-insensitive addresses. It expects 35 reads, 0 writes, 16 hits, 19 misses, and a ratio of 0.457. Set 0 should contain the addresses 00200000, 00300000, 00400000, 00500000, 00600000, 00700000, 00800000, 00900000, 00A00000, 00B00000, 00C00000, 00D00000, 00E00000, 00F00000, 01000000, and 00000000. Set 3FFF should contain the address FFFFFFFF.</w:t>
+        <w:t xml:space="preserve">testcase_0_read (read request): Tests maximum and minimum addresses (00000000, FFFFFFFF), read miss, read hit, read miss/evict, addresses of &lt;4 bytes, and case-insensitive addresses. It expects 29 reads, 0 writes, 10 hits, 19 misses, and a ratio of 0.345. Set 0 should contain the addresses 00200000, 00300000, 00400000, 00500000, 00600000, 00700000, 00800000, 00900000, 00A00000, 00B00000, 00C00000, 00D00000, 00E00000, 00F00000, 01000000, and 00000000. Set 3FFF should contain the address FFFFFFFF.</w:t>
       </w:r>
     </w:p>
     <w:p>
@@ -3258,7 +3258,7 @@
           <w:rtl w:val="0"/>
         </w:rPr>
         <w:tab/>
-        <w:t xml:space="preserve">testcase_1_write (write request): Tests maximum and minimum addresses, write miss, write hit, write miss/evict, addresses of &lt;4 bytes, case-insensitive addresses, and MESI state transitions. It expects 2 reads, 37 writes, 18 hits, 21 misses, and a ratio of 0.462. Set 0 should contain the addresses 00400000, 00500000, 00600000, 00700000, 00800000, 00900000, 00A00000, 00B00000, 00C00000, 00D00000, 00E00000, 00F00000, 01000000, 00000000, 00000002, and 01100000. Set 3FFF should contain the address FFFFFFFF. 00000002 and 01100000 should be in the M state.</w:t>
+        <w:t xml:space="preserve">testcase_1_write (write request): Tests maximum and minimum addresses, write miss, write hit, write miss/evict, addresses of &lt;4 bytes, case-insensitive addresses, and MESI state transitions. It expects 2 reads, 31 writes, 13 hits, 20 misses, and a ratio of 0.394. Set 0 should contain the addresses 00400000, 00500000, 00600000, 00700000, 00800000, 00900000, 00A00000, 00B00000, 00C00000, 00D00000, 00E00000, 00F00000, 01000000, 00000000, 00000002, and 01100000. Set 3FFF should contain the address FFFFFFFF. 00000002 and 01100000 should be in the M state.</w:t>
       </w:r>
     </w:p>
     <w:p>
@@ -3298,7 +3298,7 @@
           <w:rtl w:val="0"/>
         </w:rPr>
         <w:tab/>
-        <w:t xml:space="preserve">testcase_3_snoopread (snooped read request): Tests maximum and minimum addresses, MESI state transitions, addresses of &lt;4 bytes, and case-insensitive addresses. It expects 22 reads, 1 write, 18 hits, 5 misses, and a ratio of 0.783. Set 0 should contain the addresses 00000002, 00100002, 00200002, and 00000000. Set 3FFF should contain the address FFFFFFFF. 00000002, 00100002, and 00200002 should all be in the S state.</w:t>
+        <w:t xml:space="preserve">testcase_3_snoopread (snooped read request): Tests maximum and minimum addresses, MESI state transitions, addresses of &lt;4 bytes, and case-insensitive addresses. It expects 2 reads, 1 write, 0 hits, 3 misses, and a ratio of 0.000. Set 0 should contain the addresses 00000002, 00100002, 00200002, and 00000000. Set 3FFF should contain the address FFFFFFFF. 00000002, 00100002, and 00200002 should all be in the S state.</w:t>
       </w:r>
     </w:p>
     <w:p>
@@ -3318,7 +3318,7 @@
           <w:rtl w:val="0"/>
         </w:rPr>
         <w:tab/>
-        <w:t xml:space="preserve">testcase_4_snoopwrite (snooped write request): Tests maximum and minimum addresses, addresses of &lt;4 bytes, and case-insensitive addresses. It expects 0 reads, 16 writes, 14 hits, 2 misses, and a ratio of 0.875. Set 0 should contain the address 00000000. Set 3FFF should contain the address FFFFFFFF.</w:t>
+        <w:t xml:space="preserve">testcase_4_snoopwrite (snooped write request): Tests maximum and minimum addresses, addresses of &lt;4 bytes, and case-insensitive addresses. It expects 0 reads, 0 writes, 0 hits, 0 misses, and a ratio of 0.000. Set 0 should contain the address 00000000. Set 3FFF should contain the address FFFFFFFF.</w:t>
       </w:r>
     </w:p>
     <w:p>
@@ -3338,7 +3338,7 @@
           <w:rtl w:val="0"/>
         </w:rPr>
         <w:tab/>
-        <w:t xml:space="preserve">testcase_5_snoopmodify (snooped read request with intent to modify): Tests maximum and minimum addresses, MESI state transitions, addresses of &lt;4 bytes, and case-insensitive addresses. It expects 21 reads, 1 write, 3 hits, 19 misses, and a ratio of 0.136. All sets should have all their ways in the invalid state. There should be 1 bus operation (bus write flushwb) for address 00200002. There should be 3 invalidate commands sent to L1 for addresses 00000002, 00100000, and 00200002.</w:t>
+        <w:t xml:space="preserve">testcase_5_snoopmodify (snooped read request with intent to modify): Tests maximum and minimum addresses, MESI state transitions, addresses of &lt;4 bytes, and case-insensitive addresses. It expects 2 reads, 1 write, 0 hits, 3 misses, and a ratio of 0.000. All sets should have all their ways in the invalid state. There should be 1 bus operation (bus write flushwb) for address 00200002. There should be 3 invalidate commands sent to L1 for addresses 00000002, 00100000, and 00200002.</w:t>
       </w:r>
     </w:p>
     <w:p>
@@ -3358,7 +3358,7 @@
           <w:rtl w:val="0"/>
         </w:rPr>
         <w:tab/>
-        <w:t xml:space="preserve">testcase_6_snoopinvalidate (snooped invalidate command): Tests maximum and minimum addresses, MESI state transitions, addresses of &lt;4 bytes, and case-insensitive addresses. It expects 2 reads, 0 writes, 0 hits, 2 misses, and a ratio of 0.000. All sets should have all their ways in the invalid state.</w:t>
+        <w:t xml:space="preserve">testcase_6_snoopinvalidate (snooped invalidate command): Tests maximum and minimum addresses, MESI state transitions, addresses of &lt;4 bytes, and case-insensitive addresses. It expects 2 reads, 1 writes, 0 hits, 3 misses, and a ratio of 0.000. All sets should have all their ways in the invalid state.</w:t>
       </w:r>
     </w:p>
     <w:p>

--- a/Documentation/Project Report.docx
+++ b/Documentation/Project Report.docx
@@ -3467,61 +3467,61 @@
           <w:szCs w:val="24"/>
           <w:rtl w:val="0"/>
         </w:rPr>
-        <w:t xml:space="preserve">Assumptions about processor:</w:t>
-      </w:r>
-    </w:p>
-    <w:p>
-      <w:pPr>
-        <w:rPr>
-          <w:rFonts w:ascii="Times New Roman" w:cs="Times New Roman" w:eastAsia="Times New Roman" w:hAnsi="Times New Roman"/>
-          <w:sz w:val="24"/>
-          <w:szCs w:val="24"/>
-        </w:rPr>
-      </w:pPr>
-      <w:r>
-        <w:rPr>
-          <w:rFonts w:ascii="Times New Roman" w:cs="Times New Roman" w:eastAsia="Times New Roman" w:hAnsi="Times New Roman"/>
-          <w:sz w:val="24"/>
-          <w:szCs w:val="24"/>
-          <w:rtl w:val="0"/>
-        </w:rPr>
-        <w:t xml:space="preserve">Assumptions about memory subsystem:</w:t>
-      </w:r>
-    </w:p>
-    <w:p>
-      <w:pPr>
-        <w:rPr>
-          <w:rFonts w:ascii="Times New Roman" w:cs="Times New Roman" w:eastAsia="Times New Roman" w:hAnsi="Times New Roman"/>
-          <w:sz w:val="24"/>
-          <w:szCs w:val="24"/>
-        </w:rPr>
-      </w:pPr>
-      <w:r>
-        <w:rPr>
-          <w:rFonts w:ascii="Times New Roman" w:cs="Times New Roman" w:eastAsia="Times New Roman" w:hAnsi="Times New Roman"/>
-          <w:sz w:val="24"/>
-          <w:szCs w:val="24"/>
-          <w:rtl w:val="0"/>
-        </w:rPr>
-        <w:t xml:space="preserve">Assumptions about memory subsystem interfaces:</w:t>
-      </w:r>
-    </w:p>
-    <w:p>
-      <w:pPr>
-        <w:rPr>
-          <w:rFonts w:ascii="Times New Roman" w:cs="Times New Roman" w:eastAsia="Times New Roman" w:hAnsi="Times New Roman"/>
-          <w:sz w:val="24"/>
-          <w:szCs w:val="24"/>
-        </w:rPr>
-      </w:pPr>
-      <w:r>
-        <w:rPr>
-          <w:rFonts w:ascii="Times New Roman" w:cs="Times New Roman" w:eastAsia="Times New Roman" w:hAnsi="Times New Roman"/>
-          <w:sz w:val="24"/>
-          <w:szCs w:val="24"/>
-          <w:rtl w:val="0"/>
-        </w:rPr>
-        <w:t xml:space="preserve">Assumptions about L1 Cache:</w:t>
+        <w:t xml:space="preserve">Assumptions about processor: We assume that the processor will not send requests outside of our cache's address range (4 bytes).</w:t>
+      </w:r>
+    </w:p>
+    <w:p>
+      <w:pPr>
+        <w:rPr>
+          <w:rFonts w:ascii="Times New Roman" w:cs="Times New Roman" w:eastAsia="Times New Roman" w:hAnsi="Times New Roman"/>
+          <w:sz w:val="24"/>
+          <w:szCs w:val="24"/>
+        </w:rPr>
+      </w:pPr>
+      <w:r>
+        <w:rPr>
+          <w:rFonts w:ascii="Times New Roman" w:cs="Times New Roman" w:eastAsia="Times New Roman" w:hAnsi="Times New Roman"/>
+          <w:sz w:val="24"/>
+          <w:szCs w:val="24"/>
+          <w:rtl w:val="0"/>
+        </w:rPr>
+        <w:t xml:space="preserve">Assumptions about memory subsystem: We assume that requests should be handled in the order they are received, and that a request will not be handled until the prior request is complete. We assume a byte offset of 6 bits is sufficient to identify a byte in the cache line. We assume the cache line is 64 bytes. We assume a write-back policy.</w:t>
+      </w:r>
+    </w:p>
+    <w:p>
+      <w:pPr>
+        <w:rPr>
+          <w:rFonts w:ascii="Times New Roman" w:cs="Times New Roman" w:eastAsia="Times New Roman" w:hAnsi="Times New Roman"/>
+          <w:sz w:val="24"/>
+          <w:szCs w:val="24"/>
+        </w:rPr>
+      </w:pPr>
+      <w:r>
+        <w:rPr>
+          <w:rFonts w:ascii="Times New Roman" w:cs="Times New Roman" w:eastAsia="Times New Roman" w:hAnsi="Times New Roman"/>
+          <w:sz w:val="24"/>
+          <w:szCs w:val="24"/>
+          <w:rtl w:val="0"/>
+        </w:rPr>
+        <w:t xml:space="preserve">Assumptions about memory subsystem interfaces: We assume that addresses are no more than 4 bytes. We assume that for addresses fewer than 4 bytes wide, the leading bits are 0. We assume o</w:t>
+      </w:r>
+    </w:p>
+    <w:p>
+      <w:pPr>
+        <w:rPr>
+          <w:rFonts w:ascii="Times New Roman" w:cs="Times New Roman" w:eastAsia="Times New Roman" w:hAnsi="Times New Roman"/>
+          <w:sz w:val="24"/>
+          <w:szCs w:val="24"/>
+        </w:rPr>
+      </w:pPr>
+      <w:r>
+        <w:rPr>
+          <w:rFonts w:ascii="Times New Roman" w:cs="Times New Roman" w:eastAsia="Times New Roman" w:hAnsi="Times New Roman"/>
+          <w:sz w:val="24"/>
+          <w:szCs w:val="24"/>
+          <w:rtl w:val="0"/>
+        </w:rPr>
+        <w:t xml:space="preserve">Assumptions about L1 Cache: We assume the L1 cache uses the MESI protocol.</w:t>
       </w:r>
     </w:p>
     <w:sectPr>
